--- a/数字信号处理/大三下matlab实验/MATLAB实验指导书.docx
+++ b/数字信号处理/大三下matlab实验/MATLAB实验指导书.docx
@@ -3552,7 +3552,7 @@
           <w:color w:val="000000"/>
           <w:sz w:val="28"/>
           <w:szCs w:val="28"/>
-          <w:lang w:val="sv-SE"/>
+          <w:lang w:val="pt-BR"/>
         </w:rPr>
       </w:pPr>
       <w:r>
@@ -3561,7 +3561,7 @@
           <w:color w:val="000000"/>
           <w:sz w:val="28"/>
           <w:szCs w:val="28"/>
-          <w:lang w:val="sv-SE"/>
+          <w:lang w:val="pt-BR"/>
         </w:rPr>
         <w:t>&gt;&gt; z1=2+5*i</w:t>
       </w:r>
@@ -3575,7 +3575,7 @@
           <w:color w:val="000000"/>
           <w:sz w:val="28"/>
           <w:szCs w:val="28"/>
-          <w:lang w:val="sv-SE"/>
+          <w:lang w:val="pt-BR"/>
         </w:rPr>
       </w:pPr>
       <w:r>
@@ -3584,7 +3584,7 @@
           <w:color w:val="000000"/>
           <w:sz w:val="28"/>
           <w:szCs w:val="28"/>
-          <w:lang w:val="sv-SE"/>
+          <w:lang w:val="pt-BR"/>
         </w:rPr>
         <w:t>&gt;&gt; z2=2*exp(i*pi/6)</w:t>
       </w:r>
@@ -3598,7 +3598,7 @@
           <w:color w:val="000000"/>
           <w:sz w:val="28"/>
           <w:szCs w:val="28"/>
-          <w:lang w:val="sv-SE"/>
+          <w:lang w:val="pt-BR"/>
         </w:rPr>
       </w:pPr>
       <w:r>
@@ -3607,7 +3607,7 @@
           <w:color w:val="000000"/>
           <w:sz w:val="28"/>
           <w:szCs w:val="28"/>
-          <w:lang w:val="sv-SE"/>
+          <w:lang w:val="pt-BR"/>
         </w:rPr>
         <w:t>&gt;&gt; z=z1*z2</w:t>
       </w:r>
@@ -10837,10 +10837,10 @@
             <v:path o:extrusionok="f" gradientshapeok="t" o:connecttype="rect"/>
             <o:lock v:ext="edit" aspectratio="t"/>
           </v:shapetype>
-          <v:shape id="_x0000_i1025" type="#_x0000_t75" style="width:26.9pt;height:18.7pt" o:ole="">
+          <v:shape id="_x0000_i1025" type="#_x0000_t75" style="width:27.15pt;height:18.85pt" o:ole="">
             <v:imagedata r:id="rId8" o:title=""/>
           </v:shape>
-          <o:OLEObject Type="Embed" ProgID="Equation.3" ShapeID="_x0000_i1025" DrawAspect="Content" ObjectID="_1839840044" r:id="rId9"/>
+          <o:OLEObject Type="Embed" ProgID="Equation.3" ShapeID="_x0000_i1025" DrawAspect="Content" ObjectID="_1840818050" r:id="rId9"/>
         </w:object>
       </w:r>
       <w:r>
@@ -10855,10 +10855,10 @@
           <w:szCs w:val="21"/>
         </w:rPr>
         <w:object w:dxaOrig="540" w:dyaOrig="360" w14:anchorId="25DE332A">
-          <v:shape id="_x0000_i1026" type="#_x0000_t75" style="width:26.9pt;height:18.7pt" o:ole="">
+          <v:shape id="_x0000_i1026" type="#_x0000_t75" style="width:27.15pt;height:18.85pt" o:ole="">
             <v:imagedata r:id="rId10" o:title=""/>
           </v:shape>
-          <o:OLEObject Type="Embed" ProgID="Equation.3" ShapeID="_x0000_i1026" DrawAspect="Content" ObjectID="_1839840045" r:id="rId11"/>
+          <o:OLEObject Type="Embed" ProgID="Equation.3" ShapeID="_x0000_i1026" DrawAspect="Content" ObjectID="_1840818051" r:id="rId11"/>
         </w:object>
       </w:r>
       <w:proofErr w:type="spellStart"/>
@@ -10922,10 +10922,10 @@
           <w:szCs w:val="21"/>
         </w:rPr>
         <w:object w:dxaOrig="540" w:dyaOrig="360" w14:anchorId="585D873B">
-          <v:shape id="_x0000_i1027" type="#_x0000_t75" style="width:26.9pt;height:18.7pt" o:ole="">
+          <v:shape id="_x0000_i1027" type="#_x0000_t75" style="width:27.15pt;height:18.85pt" o:ole="">
             <v:imagedata r:id="rId8" o:title=""/>
           </v:shape>
-          <o:OLEObject Type="Embed" ProgID="Equation.3" ShapeID="_x0000_i1027" DrawAspect="Content" ObjectID="_1839840046" r:id="rId12"/>
+          <o:OLEObject Type="Embed" ProgID="Equation.3" ShapeID="_x0000_i1027" DrawAspect="Content" ObjectID="_1840818052" r:id="rId12"/>
         </w:object>
       </w:r>
       <w:r>
@@ -11001,10 +11001,10 @@
           <w:szCs w:val="21"/>
         </w:rPr>
         <w:object w:dxaOrig="2024" w:dyaOrig="675" w14:anchorId="1719CC63">
-          <v:shape id="_x0000_i1028" type="#_x0000_t75" style="width:101.15pt;height:33.7pt" o:ole="">
+          <v:shape id="_x0000_i1028" type="#_x0000_t75" style="width:101.35pt;height:33.8pt" o:ole="">
             <v:imagedata r:id="rId13" o:title=""/>
           </v:shape>
-          <o:OLEObject Type="Embed" ProgID="Equation.3" ShapeID="_x0000_i1028" DrawAspect="Content" ObjectID="_1839840047" r:id="rId14"/>
+          <o:OLEObject Type="Embed" ProgID="Equation.3" ShapeID="_x0000_i1028" DrawAspect="Content" ObjectID="_1840818053" r:id="rId14"/>
         </w:object>
       </w:r>
       <w:r>
@@ -11046,10 +11046,10 @@
           <w:szCs w:val="21"/>
         </w:rPr>
         <w:object w:dxaOrig="540" w:dyaOrig="360" w14:anchorId="53C29F4C">
-          <v:shape id="_x0000_i1029" type="#_x0000_t75" style="width:26.9pt;height:18.7pt" o:ole="">
+          <v:shape id="_x0000_i1029" type="#_x0000_t75" style="width:27.15pt;height:18.85pt" o:ole="">
             <v:imagedata r:id="rId8" o:title=""/>
           </v:shape>
-          <o:OLEObject Type="Embed" ProgID="Equation.3" ShapeID="_x0000_i1029" DrawAspect="Content" ObjectID="_1839840048" r:id="rId15"/>
+          <o:OLEObject Type="Embed" ProgID="Equation.3" ShapeID="_x0000_i1029" DrawAspect="Content" ObjectID="_1840818054" r:id="rId15"/>
         </w:object>
       </w:r>
       <w:r>
@@ -11065,10 +11065,10 @@
           <w:szCs w:val="21"/>
         </w:rPr>
         <w:object w:dxaOrig="848" w:dyaOrig="405" w14:anchorId="6C65FC53">
-          <v:shape id="_x0000_i1030" type="#_x0000_t75" style="width:42.4pt;height:20.05pt" o:ole="">
+          <v:shape id="_x0000_i1030" type="#_x0000_t75" style="width:42.65pt;height:19.95pt" o:ole="">
             <v:imagedata r:id="rId16" o:title=""/>
           </v:shape>
-          <o:OLEObject Type="Embed" ProgID="Equation.3" ShapeID="_x0000_i1030" DrawAspect="Content" ObjectID="_1839840049" r:id="rId17"/>
+          <o:OLEObject Type="Embed" ProgID="Equation.3" ShapeID="_x0000_i1030" DrawAspect="Content" ObjectID="_1840818055" r:id="rId17"/>
         </w:object>
       </w:r>
       <w:r>
@@ -11094,10 +11094,10 @@
           <w:szCs w:val="18"/>
         </w:rPr>
         <w:object w:dxaOrig="848" w:dyaOrig="405" w14:anchorId="1F8DF490">
-          <v:shape id="_x0000_i1031" type="#_x0000_t75" style="width:42.4pt;height:20.05pt" o:ole="">
+          <v:shape id="_x0000_i1031" type="#_x0000_t75" style="width:42.65pt;height:19.95pt" o:ole="">
             <v:imagedata r:id="rId18" o:title=""/>
           </v:shape>
-          <o:OLEObject Type="Embed" ProgID="Equation.3" ShapeID="_x0000_i1031" DrawAspect="Content" ObjectID="_1839840050" r:id="rId19"/>
+          <o:OLEObject Type="Embed" ProgID="Equation.3" ShapeID="_x0000_i1031" DrawAspect="Content" ObjectID="_1840818056" r:id="rId19"/>
         </w:object>
       </w:r>
       <w:r>
@@ -11114,10 +11114,10 @@
           <w:szCs w:val="18"/>
         </w:rPr>
         <w:object w:dxaOrig="2142" w:dyaOrig="675" w14:anchorId="23EC0E42">
-          <v:shape id="_x0000_i1032" type="#_x0000_t75" style="width:107.1pt;height:33.7pt" o:ole="">
+          <v:shape id="_x0000_i1032" type="#_x0000_t75" style="width:106.9pt;height:33.8pt" o:ole="">
             <v:imagedata r:id="rId20" o:title=""/>
           </v:shape>
-          <o:OLEObject Type="Embed" ProgID="Equation.3" ShapeID="_x0000_i1032" DrawAspect="Content" ObjectID="_1839840051" r:id="rId21"/>
+          <o:OLEObject Type="Embed" ProgID="Equation.3" ShapeID="_x0000_i1032" DrawAspect="Content" ObjectID="_1840818057" r:id="rId21"/>
         </w:object>
       </w:r>
       <w:r>
@@ -11184,10 +11184,10 @@
           <w:szCs w:val="21"/>
         </w:rPr>
         <w:object w:dxaOrig="848" w:dyaOrig="405" w14:anchorId="31EBBA91">
-          <v:shape id="_x0000_i1033" type="#_x0000_t75" style="width:42.4pt;height:20.05pt" o:ole="">
+          <v:shape id="_x0000_i1033" type="#_x0000_t75" style="width:42.65pt;height:19.95pt" o:ole="">
             <v:imagedata r:id="rId16" o:title=""/>
           </v:shape>
-          <o:OLEObject Type="Embed" ProgID="Equation.3" ShapeID="_x0000_i1033" DrawAspect="Content" ObjectID="_1839840052" r:id="rId22"/>
+          <o:OLEObject Type="Embed" ProgID="Equation.3" ShapeID="_x0000_i1033" DrawAspect="Content" ObjectID="_1840818058" r:id="rId22"/>
         </w:object>
       </w:r>
       <w:r>
@@ -11203,10 +11203,10 @@
           <w:szCs w:val="21"/>
         </w:rPr>
         <w:object w:dxaOrig="840" w:dyaOrig="360" w14:anchorId="3B61162E">
-          <v:shape id="_x0000_i1034" type="#_x0000_t75" style="width:41.9pt;height:18.7pt" o:ole="">
+          <v:shape id="_x0000_i1034" type="#_x0000_t75" style="width:42.1pt;height:18.85pt" o:ole="">
             <v:imagedata r:id="rId23" o:title=""/>
           </v:shape>
-          <o:OLEObject Type="Embed" ProgID="Equation.3" ShapeID="_x0000_i1034" DrawAspect="Content" ObjectID="_1839840053" r:id="rId24"/>
+          <o:OLEObject Type="Embed" ProgID="Equation.3" ShapeID="_x0000_i1034" DrawAspect="Content" ObjectID="_1840818059" r:id="rId24"/>
         </w:object>
       </w:r>
       <w:r>
@@ -11322,10 +11322,10 @@
           <w:szCs w:val="21"/>
         </w:rPr>
         <w:object w:dxaOrig="540" w:dyaOrig="360" w14:anchorId="169CC3D2">
-          <v:shape id="_x0000_i1035" type="#_x0000_t75" style="width:26.9pt;height:18.7pt" o:ole="">
+          <v:shape id="_x0000_i1035" type="#_x0000_t75" style="width:27.15pt;height:18.85pt" o:ole="">
             <v:imagedata r:id="rId8" o:title=""/>
           </v:shape>
-          <o:OLEObject Type="Embed" ProgID="Equation.3" ShapeID="_x0000_i1035" DrawAspect="Content" ObjectID="_1839840054" r:id="rId25"/>
+          <o:OLEObject Type="Embed" ProgID="Equation.3" ShapeID="_x0000_i1035" DrawAspect="Content" ObjectID="_1840818060" r:id="rId25"/>
         </w:object>
       </w:r>
       <w:r>
@@ -11341,10 +11341,10 @@
           <w:szCs w:val="21"/>
         </w:rPr>
         <w:object w:dxaOrig="848" w:dyaOrig="405" w14:anchorId="1711125A">
-          <v:shape id="_x0000_i1036" type="#_x0000_t75" style="width:42.4pt;height:20.05pt" o:ole="">
+          <v:shape id="_x0000_i1036" type="#_x0000_t75" style="width:42.65pt;height:19.95pt" o:ole="">
             <v:imagedata r:id="rId16" o:title=""/>
           </v:shape>
-          <o:OLEObject Type="Embed" ProgID="Equation.3" ShapeID="_x0000_i1036" DrawAspect="Content" ObjectID="_1839840055" r:id="rId26"/>
+          <o:OLEObject Type="Embed" ProgID="Equation.3" ShapeID="_x0000_i1036" DrawAspect="Content" ObjectID="_1840818061" r:id="rId26"/>
         </w:object>
       </w:r>
       <w:r>
@@ -11360,10 +11360,10 @@
           <w:szCs w:val="21"/>
         </w:rPr>
         <w:object w:dxaOrig="848" w:dyaOrig="405" w14:anchorId="04F9CFFB">
-          <v:shape id="_x0000_i1037" type="#_x0000_t75" style="width:42.4pt;height:20.05pt" o:ole="">
+          <v:shape id="_x0000_i1037" type="#_x0000_t75" style="width:42.65pt;height:19.95pt" o:ole="">
             <v:imagedata r:id="rId16" o:title=""/>
           </v:shape>
-          <o:OLEObject Type="Embed" ProgID="Equation.3" ShapeID="_x0000_i1037" DrawAspect="Content" ObjectID="_1839840056" r:id="rId27"/>
+          <o:OLEObject Type="Embed" ProgID="Equation.3" ShapeID="_x0000_i1037" DrawAspect="Content" ObjectID="_1840818062" r:id="rId27"/>
         </w:object>
       </w:r>
       <w:r>
@@ -11446,10 +11446,10 @@
           <w:szCs w:val="21"/>
         </w:rPr>
         <w:object w:dxaOrig="840" w:dyaOrig="400" w14:anchorId="7EAC7605">
-          <v:shape id="_x0000_i1038" type="#_x0000_t75" style="width:41.9pt;height:20.05pt" o:ole="">
+          <v:shape id="_x0000_i1038" type="#_x0000_t75" style="width:42.1pt;height:19.95pt" o:ole="">
             <v:imagedata r:id="rId28" o:title=""/>
           </v:shape>
-          <o:OLEObject Type="Embed" ProgID="Equation.3" ShapeID="_x0000_i1038" DrawAspect="Content" ObjectID="_1839840057" r:id="rId29"/>
+          <o:OLEObject Type="Embed" ProgID="Equation.3" ShapeID="_x0000_i1038" DrawAspect="Content" ObjectID="_1840818063" r:id="rId29"/>
         </w:object>
       </w:r>
       <w:r>
@@ -11464,10 +11464,10 @@
           <w:szCs w:val="21"/>
         </w:rPr>
         <w:object w:dxaOrig="1359" w:dyaOrig="740" w14:anchorId="3938939B">
-          <v:shape id="_x0000_i1039" type="#_x0000_t75" style="width:67.9pt;height:36.9pt" o:ole="">
+          <v:shape id="_x0000_i1039" type="#_x0000_t75" style="width:68.1pt;height:37.1pt" o:ole="">
             <v:imagedata r:id="rId30" o:title=""/>
           </v:shape>
-          <o:OLEObject Type="Embed" ProgID="Equation.3" ShapeID="_x0000_i1039" DrawAspect="Content" ObjectID="_1839840058" r:id="rId31"/>
+          <o:OLEObject Type="Embed" ProgID="Equation.3" ShapeID="_x0000_i1039" DrawAspect="Content" ObjectID="_1840818064" r:id="rId31"/>
         </w:object>
       </w:r>
       <w:r>
@@ -11482,10 +11482,10 @@
           <w:szCs w:val="21"/>
         </w:rPr>
         <w:object w:dxaOrig="2980" w:dyaOrig="740" w14:anchorId="4A836977">
-          <v:shape id="_x0000_i1040" type="#_x0000_t75" style="width:149pt;height:36.9pt" o:ole="">
+          <v:shape id="_x0000_i1040" type="#_x0000_t75" style="width:149pt;height:37.1pt" o:ole="">
             <v:imagedata r:id="rId32" o:title=""/>
           </v:shape>
-          <o:OLEObject Type="Embed" ProgID="Equation.3" ShapeID="_x0000_i1040" DrawAspect="Content" ObjectID="_1839840059" r:id="rId33"/>
+          <o:OLEObject Type="Embed" ProgID="Equation.3" ShapeID="_x0000_i1040" DrawAspect="Content" ObjectID="_1840818065" r:id="rId33"/>
         </w:object>
       </w:r>
       <w:r>
@@ -11501,10 +11501,10 @@
           <w:szCs w:val="21"/>
         </w:rPr>
         <w:object w:dxaOrig="3180" w:dyaOrig="800" w14:anchorId="2E71D100">
-          <v:shape id="_x0000_i1041" type="#_x0000_t75" style="width:159.05pt;height:40.1pt" o:ole="">
+          <v:shape id="_x0000_i1041" type="#_x0000_t75" style="width:158.95pt;height:39.9pt" o:ole="">
             <v:imagedata r:id="rId34" o:title=""/>
           </v:shape>
-          <o:OLEObject Type="Embed" ProgID="Equation.3" ShapeID="_x0000_i1041" DrawAspect="Content" ObjectID="_1839840060" r:id="rId35"/>
+          <o:OLEObject Type="Embed" ProgID="Equation.3" ShapeID="_x0000_i1041" DrawAspect="Content" ObjectID="_1840818066" r:id="rId35"/>
         </w:object>
       </w:r>
       <w:r>
@@ -11519,10 +11519,10 @@
           <w:szCs w:val="21"/>
         </w:rPr>
         <w:object w:dxaOrig="1660" w:dyaOrig="680" w14:anchorId="5F6BAD83">
-          <v:shape id="_x0000_i1042" type="#_x0000_t75" style="width:82.95pt;height:34.2pt" o:ole="">
+          <v:shape id="_x0000_i1042" type="#_x0000_t75" style="width:83.1pt;height:34.35pt" o:ole="">
             <v:imagedata r:id="rId36" o:title=""/>
           </v:shape>
-          <o:OLEObject Type="Embed" ProgID="Equation.3" ShapeID="_x0000_i1042" DrawAspect="Content" ObjectID="_1839840061" r:id="rId37"/>
+          <o:OLEObject Type="Embed" ProgID="Equation.3" ShapeID="_x0000_i1042" DrawAspect="Content" ObjectID="_1840818067" r:id="rId37"/>
         </w:object>
       </w:r>
       <w:r>
@@ -11692,10 +11692,10 @@
           <w:szCs w:val="21"/>
         </w:rPr>
         <w:object w:dxaOrig="1280" w:dyaOrig="680" w14:anchorId="40EC637D">
-          <v:shape id="_x0000_i1043" type="#_x0000_t75" style="width:63.8pt;height:34.2pt" o:ole="">
+          <v:shape id="_x0000_i1043" type="#_x0000_t75" style="width:63.7pt;height:34.35pt" o:ole="">
             <v:imagedata r:id="rId38" o:title=""/>
           </v:shape>
-          <o:OLEObject Type="Embed" ProgID="Equation.3" ShapeID="_x0000_i1043" DrawAspect="Content" ObjectID="_1839840062" r:id="rId39"/>
+          <o:OLEObject Type="Embed" ProgID="Equation.3" ShapeID="_x0000_i1043" DrawAspect="Content" ObjectID="_1840818068" r:id="rId39"/>
         </w:object>
       </w:r>
       <w:r>
@@ -11778,10 +11778,10 @@
           <w:szCs w:val="21"/>
         </w:rPr>
         <w:object w:dxaOrig="848" w:dyaOrig="405" w14:anchorId="47B197A3">
-          <v:shape id="_x0000_i1044" type="#_x0000_t75" style="width:42.4pt;height:20.05pt" o:ole="">
+          <v:shape id="_x0000_i1044" type="#_x0000_t75" style="width:42.65pt;height:19.95pt" o:ole="">
             <v:imagedata r:id="rId18" o:title=""/>
           </v:shape>
-          <o:OLEObject Type="Embed" ProgID="Equation.3" ShapeID="_x0000_i1044" DrawAspect="Content" ObjectID="_1839840063" r:id="rId40"/>
+          <o:OLEObject Type="Embed" ProgID="Equation.3" ShapeID="_x0000_i1044" DrawAspect="Content" ObjectID="_1840818069" r:id="rId40"/>
         </w:object>
       </w:r>
       <w:r>
@@ -12008,10 +12008,10 @@
           <w:szCs w:val="21"/>
         </w:rPr>
         <w:object w:dxaOrig="2299" w:dyaOrig="675" w14:anchorId="03133145">
-          <v:shape id="_x0000_i1045" type="#_x0000_t75" style="width:114.85pt;height:33.7pt" o:ole="">
+          <v:shape id="_x0000_i1045" type="#_x0000_t75" style="width:114.65pt;height:33.8pt" o:ole="">
             <v:imagedata r:id="rId41" o:title=""/>
           </v:shape>
-          <o:OLEObject Type="Embed" ProgID="Equation.3" ShapeID="_x0000_i1045" DrawAspect="Content" ObjectID="_1839840064" r:id="rId42"/>
+          <o:OLEObject Type="Embed" ProgID="Equation.3" ShapeID="_x0000_i1045" DrawAspect="Content" ObjectID="_1840818070" r:id="rId42"/>
         </w:object>
       </w:r>
       <w:r>
@@ -12067,10 +12067,10 @@
           <w:szCs w:val="21"/>
         </w:rPr>
         <w:object w:dxaOrig="1040" w:dyaOrig="620" w14:anchorId="1255CA82">
-          <v:shape id="_x0000_i1046" type="#_x0000_t75" style="width:51.95pt;height:31pt" o:ole="">
+          <v:shape id="_x0000_i1046" type="#_x0000_t75" style="width:52.05pt;height:31pt" o:ole="">
             <v:imagedata r:id="rId43" o:title=""/>
           </v:shape>
-          <o:OLEObject Type="Embed" ProgID="Equation.3" ShapeID="_x0000_i1046" DrawAspect="Content" ObjectID="_1839840065" r:id="rId44"/>
+          <o:OLEObject Type="Embed" ProgID="Equation.3" ShapeID="_x0000_i1046" DrawAspect="Content" ObjectID="_1840818071" r:id="rId44"/>
         </w:object>
       </w:r>
       <w:r>
@@ -12125,10 +12125,10 @@
           <w:szCs w:val="21"/>
         </w:rPr>
         <w:object w:dxaOrig="840" w:dyaOrig="360" w14:anchorId="004697AD">
-          <v:shape id="_x0000_i1047" type="#_x0000_t75" style="width:41.9pt;height:18.7pt" o:ole="">
+          <v:shape id="_x0000_i1047" type="#_x0000_t75" style="width:42.1pt;height:18.85pt" o:ole="">
             <v:imagedata r:id="rId45" o:title=""/>
           </v:shape>
-          <o:OLEObject Type="Embed" ProgID="Equation.3" ShapeID="_x0000_i1047" DrawAspect="Content" ObjectID="_1839840066" r:id="rId46"/>
+          <o:OLEObject Type="Embed" ProgID="Equation.3" ShapeID="_x0000_i1047" DrawAspect="Content" ObjectID="_1840818072" r:id="rId46"/>
         </w:object>
       </w:r>
       <w:r>
@@ -12309,10 +12309,10 @@
           <w:szCs w:val="21"/>
         </w:rPr>
         <w:object w:dxaOrig="1760" w:dyaOrig="680" w14:anchorId="2F35860A">
-          <v:shape id="_x0000_i1048" type="#_x0000_t75" style="width:87.95pt;height:34.2pt" o:ole="">
+          <v:shape id="_x0000_i1048" type="#_x0000_t75" style="width:88.05pt;height:34.35pt" o:ole="">
             <v:imagedata r:id="rId47" o:title=""/>
           </v:shape>
-          <o:OLEObject Type="Embed" ProgID="Equation.DSMT4" ShapeID="_x0000_i1048" DrawAspect="Content" ObjectID="_1839840067" r:id="rId48"/>
+          <o:OLEObject Type="Embed" ProgID="Equation.DSMT4" ShapeID="_x0000_i1048" DrawAspect="Content" ObjectID="_1840818073" r:id="rId48"/>
         </w:object>
       </w:r>
       <w:proofErr w:type="gramStart"/>
@@ -12681,10 +12681,10 @@
           <w:szCs w:val="21"/>
         </w:rPr>
         <w:object w:dxaOrig="859" w:dyaOrig="320" w14:anchorId="3363FE55">
-          <v:shape id="_x0000_i1049" type="#_x0000_t75" style="width:42.85pt;height:15.95pt" o:ole="">
+          <v:shape id="_x0000_i1049" type="#_x0000_t75" style="width:42.65pt;height:16.05pt" o:ole="">
             <v:imagedata r:id="rId49" o:title=""/>
           </v:shape>
-          <o:OLEObject Type="Embed" ProgID="Equation.3" ShapeID="_x0000_i1049" DrawAspect="Content" ObjectID="_1839840068" r:id="rId50"/>
+          <o:OLEObject Type="Embed" ProgID="Equation.3" ShapeID="_x0000_i1049" DrawAspect="Content" ObjectID="_1840818074" r:id="rId50"/>
         </w:object>
       </w:r>
       <w:r>
@@ -12700,10 +12700,10 @@
           <w:szCs w:val="21"/>
         </w:rPr>
         <w:object w:dxaOrig="560" w:dyaOrig="279" w14:anchorId="1E20DCCC">
-          <v:shape id="_x0000_i1050" type="#_x0000_t75" style="width:27.8pt;height:14.15pt" o:ole="">
+          <v:shape id="_x0000_i1050" type="#_x0000_t75" style="width:27.7pt;height:14.4pt" o:ole="">
             <v:imagedata r:id="rId51" o:title=""/>
           </v:shape>
-          <o:OLEObject Type="Embed" ProgID="Equation.3" ShapeID="_x0000_i1050" DrawAspect="Content" ObjectID="_1839840069" r:id="rId52"/>
+          <o:OLEObject Type="Embed" ProgID="Equation.3" ShapeID="_x0000_i1050" DrawAspect="Content" ObjectID="_1840818075" r:id="rId52"/>
         </w:object>
       </w:r>
     </w:p>
@@ -12727,10 +12727,10 @@
           <w:szCs w:val="21"/>
         </w:rPr>
         <w:object w:dxaOrig="1380" w:dyaOrig="680" w14:anchorId="6DC33062">
-          <v:shape id="_x0000_i1051" type="#_x0000_t75" style="width:68.8pt;height:34.2pt" o:ole="">
+          <v:shape id="_x0000_i1051" type="#_x0000_t75" style="width:68.7pt;height:34.35pt" o:ole="">
             <v:imagedata r:id="rId53" o:title=""/>
           </v:shape>
-          <o:OLEObject Type="Embed" ProgID="Equation.3" ShapeID="_x0000_i1051" DrawAspect="Content" ObjectID="_1839840070" r:id="rId54"/>
+          <o:OLEObject Type="Embed" ProgID="Equation.3" ShapeID="_x0000_i1051" DrawAspect="Content" ObjectID="_1840818076" r:id="rId54"/>
         </w:object>
       </w:r>
     </w:p>
@@ -13080,364 +13080,526 @@
         <w:rPr>
           <w:color w:val="0000FF"/>
           <w:szCs w:val="21"/>
+        </w:rPr>
+      </w:pPr>
+      <w:r>
+        <w:rPr>
+          <w:color w:val="0000FF"/>
+          <w:szCs w:val="21"/>
+        </w:rPr>
+        <w:t>x</w:t>
+      </w:r>
+      <w:r>
+        <w:rPr>
+          <w:color w:val="0000FF"/>
+          <w:szCs w:val="21"/>
+          <w:vertAlign w:val="subscript"/>
+        </w:rPr>
+        <w:t>a</w:t>
+      </w:r>
+      <w:r>
+        <w:rPr>
+          <w:color w:val="0000FF"/>
+          <w:szCs w:val="21"/>
+        </w:rPr>
+        <w:t>(n) = x</w:t>
+      </w:r>
+      <w:r>
+        <w:rPr>
+          <w:color w:val="0000FF"/>
+          <w:szCs w:val="21"/>
+          <w:vertAlign w:val="subscript"/>
+        </w:rPr>
+        <w:t>a</w:t>
+      </w:r>
+      <w:r>
+        <w:rPr>
+          <w:color w:val="0000FF"/>
+          <w:szCs w:val="21"/>
+        </w:rPr>
+        <w:t>(nT) = Ae</w:t>
+      </w:r>
+      <w:r>
+        <w:rPr>
+          <w:color w:val="0000FF"/>
+          <w:szCs w:val="21"/>
+          <w:vertAlign w:val="superscript"/>
+        </w:rPr>
+        <w:t xml:space="preserve">-anT </w:t>
+      </w:r>
+      <w:r>
+        <w:rPr>
+          <w:color w:val="0000FF"/>
+          <w:szCs w:val="21"/>
+        </w:rPr>
+        <w:t>sin(</w:t>
+      </w:r>
+      <w:r>
+        <w:rPr>
+          <w:color w:val="0000FF"/>
+          <w:szCs w:val="21"/>
+        </w:rPr>
+        <w:t>Ω</w:t>
+      </w:r>
+      <w:r>
+        <w:rPr>
+          <w:color w:val="0000FF"/>
+          <w:szCs w:val="21"/>
+          <w:vertAlign w:val="subscript"/>
+        </w:rPr>
+        <w:t>0</w:t>
+      </w:r>
+      <w:r>
+        <w:rPr>
+          <w:color w:val="0000FF"/>
+          <w:szCs w:val="21"/>
+        </w:rPr>
+        <w:t xml:space="preserve">nT) u(n)  ,  </w:t>
+      </w:r>
+      <w:r>
+        <w:rPr>
+          <w:color w:val="0000FF"/>
+          <w:szCs w:val="21"/>
+          <w:highlight w:val="yellow"/>
+        </w:rPr>
+        <w:t>0≤n</w:t>
+      </w:r>
+      <w:r>
+        <w:rPr>
+          <w:rFonts w:hAnsi="宋体"/>
+          <w:color w:val="0000FF"/>
+          <w:szCs w:val="21"/>
+          <w:highlight w:val="yellow"/>
+        </w:rPr>
+        <w:t>＜</w:t>
+      </w:r>
+      <w:r>
+        <w:rPr>
+          <w:color w:val="0000FF"/>
+          <w:szCs w:val="21"/>
+          <w:highlight w:val="yellow"/>
+        </w:rPr>
+        <w:t>50</w:t>
+      </w:r>
+    </w:p>
+    <w:p>
+      <w:pPr>
+        <w:rPr>
+          <w:rFonts w:hAnsi="宋体" w:hint="eastAsia"/>
+          <w:szCs w:val="21"/>
+        </w:rPr>
+      </w:pPr>
+      <w:r>
+        <w:rPr>
+          <w:rFonts w:hAnsi="宋体"/>
+          <w:szCs w:val="21"/>
+        </w:rPr>
+        <w:t>其中</w:t>
+      </w:r>
+      <w:r>
+        <w:rPr>
+          <w:szCs w:val="21"/>
+        </w:rPr>
+        <w:t>A</w:t>
+      </w:r>
+      <w:r>
+        <w:rPr>
+          <w:rFonts w:hAnsi="宋体"/>
+          <w:szCs w:val="21"/>
+        </w:rPr>
+        <w:t>为幅度因子，</w:t>
+      </w:r>
+      <w:r>
+        <w:rPr>
+          <w:szCs w:val="21"/>
+        </w:rPr>
+        <w:t>a</w:t>
+      </w:r>
+      <w:r>
+        <w:rPr>
+          <w:rFonts w:hAnsi="宋体"/>
+          <w:szCs w:val="21"/>
+        </w:rPr>
+        <w:t>为衰减因子，</w:t>
+      </w:r>
+      <w:r>
+        <w:rPr>
+          <w:szCs w:val="21"/>
+        </w:rPr>
+        <w:t>Ω</w:t>
+      </w:r>
+      <w:r>
+        <w:rPr>
+          <w:szCs w:val="21"/>
+          <w:vertAlign w:val="subscript"/>
+        </w:rPr>
+        <w:t>0</w:t>
+      </w:r>
+      <w:r>
+        <w:rPr>
+          <w:rFonts w:hAnsi="宋体"/>
+          <w:szCs w:val="21"/>
+        </w:rPr>
+        <w:t>是模拟角频率，</w:t>
+      </w:r>
+      <w:r>
+        <w:rPr>
+          <w:szCs w:val="21"/>
+        </w:rPr>
+        <w:t>T</w:t>
+      </w:r>
+      <w:r>
+        <w:rPr>
+          <w:rFonts w:hAnsi="宋体"/>
+          <w:szCs w:val="21"/>
+        </w:rPr>
+        <w:t>为抽样间隔</w:t>
+      </w:r>
+      <w:r>
+        <w:rPr>
+          <w:szCs w:val="21"/>
+        </w:rPr>
+        <w:t>(fs=1/T</w:t>
+      </w:r>
+      <w:r>
+        <w:rPr>
+          <w:rFonts w:hAnsi="宋体"/>
+          <w:szCs w:val="21"/>
+        </w:rPr>
+        <w:t>为抽样频率</w:t>
+      </w:r>
+      <w:r>
+        <w:rPr>
+          <w:szCs w:val="21"/>
+        </w:rPr>
+        <w:t>)</w:t>
+      </w:r>
+      <w:r>
+        <w:rPr>
+          <w:rFonts w:hAnsi="宋体"/>
+          <w:szCs w:val="21"/>
+        </w:rPr>
+        <w:t>。这些参数都要在实验过程中由键盘输入，产生不同的</w:t>
+      </w:r>
+      <w:r>
+        <w:rPr>
+          <w:szCs w:val="21"/>
+        </w:rPr>
+        <w:t>x</w:t>
+      </w:r>
+      <w:r>
+        <w:rPr>
+          <w:szCs w:val="21"/>
+          <w:vertAlign w:val="subscript"/>
+        </w:rPr>
+        <w:t>a</w:t>
+      </w:r>
+      <w:r>
+        <w:rPr>
+          <w:szCs w:val="21"/>
+        </w:rPr>
+        <w:t>(n)</w:t>
+      </w:r>
+      <w:r>
+        <w:rPr>
+          <w:rFonts w:hAnsi="宋体"/>
+          <w:szCs w:val="21"/>
+        </w:rPr>
+        <w:t>。</w:t>
+      </w:r>
+    </w:p>
+    <w:p>
+      <w:pPr>
+        <w:ind w:firstLineChars="200" w:firstLine="420"/>
+        <w:rPr>
+          <w:color w:val="000000"/>
+          <w:szCs w:val="21"/>
+        </w:rPr>
+      </w:pPr>
+      <w:r>
+        <w:rPr>
+          <w:szCs w:val="21"/>
+        </w:rPr>
+        <w:t>b</w:t>
+      </w:r>
+      <w:r>
+        <w:rPr>
+          <w:rFonts w:hAnsi="宋体"/>
+          <w:szCs w:val="21"/>
+        </w:rPr>
+        <w:t>、单位脉冲序列：</w:t>
+      </w:r>
+      <w:r>
+        <w:rPr>
+          <w:szCs w:val="21"/>
+        </w:rPr>
+        <w:t xml:space="preserve"> </w:t>
+      </w:r>
+      <w:r>
+        <w:rPr>
+          <w:color w:val="000000"/>
+          <w:szCs w:val="21"/>
+        </w:rPr>
+        <w:t xml:space="preserve"> x</w:t>
+      </w:r>
+      <w:r>
+        <w:rPr>
+          <w:color w:val="000000"/>
+          <w:szCs w:val="21"/>
+          <w:vertAlign w:val="subscript"/>
+        </w:rPr>
+        <w:t>b</w:t>
+      </w:r>
+      <w:r>
+        <w:rPr>
+          <w:color w:val="000000"/>
+          <w:szCs w:val="21"/>
+        </w:rPr>
+        <w:t>(n)=δ(n)</w:t>
+      </w:r>
+    </w:p>
+    <w:p>
+      <w:pPr>
+        <w:ind w:firstLineChars="200" w:firstLine="420"/>
+        <w:rPr>
+          <w:rFonts w:hAnsi="宋体" w:hint="eastAsia"/>
+          <w:szCs w:val="21"/>
+        </w:rPr>
+      </w:pPr>
+      <w:r>
+        <w:rPr>
+          <w:color w:val="000000"/>
+          <w:szCs w:val="21"/>
+        </w:rPr>
+        <w:t>c</w:t>
+      </w:r>
+      <w:r>
+        <w:rPr>
+          <w:rFonts w:hAnsi="宋体"/>
+          <w:color w:val="000000"/>
+          <w:szCs w:val="21"/>
+        </w:rPr>
+        <w:t>、矩形序列：</w:t>
+      </w:r>
+      <w:r>
+        <w:rPr>
+          <w:color w:val="000000"/>
+          <w:szCs w:val="21"/>
+        </w:rPr>
+        <w:t xml:space="preserve">     x</w:t>
+      </w:r>
+      <w:r>
+        <w:rPr>
+          <w:color w:val="000000"/>
+          <w:szCs w:val="21"/>
+          <w:vertAlign w:val="subscript"/>
+        </w:rPr>
+        <w:t>c</w:t>
+      </w:r>
+      <w:r>
+        <w:rPr>
+          <w:color w:val="000000"/>
+          <w:szCs w:val="21"/>
+        </w:rPr>
+        <w:t>(n)=R</w:t>
+      </w:r>
+      <w:r>
+        <w:rPr>
+          <w:color w:val="000000"/>
+          <w:szCs w:val="21"/>
+          <w:vertAlign w:val="subscript"/>
+        </w:rPr>
+        <w:t>N</w:t>
+      </w:r>
+      <w:r>
+        <w:rPr>
+          <w:color w:val="000000"/>
+          <w:szCs w:val="21"/>
+        </w:rPr>
+        <w:t>(n)  ,  N = 10</w:t>
+      </w:r>
+    </w:p>
+    <w:p>
+      <w:pPr>
+        <w:ind w:firstLineChars="100" w:firstLine="210"/>
+        <w:rPr>
+          <w:color w:val="000000"/>
+          <w:szCs w:val="21"/>
+        </w:rPr>
+      </w:pPr>
+      <w:r>
+        <w:rPr>
+          <w:rFonts w:hAnsi="宋体"/>
+          <w:color w:val="E54C5E" w:themeColor="accent6"/>
+          <w:szCs w:val="21"/>
+        </w:rPr>
+        <w:t>②</w:t>
+      </w:r>
+      <w:r>
+        <w:rPr>
+          <w:color w:val="E54C5E" w:themeColor="accent6"/>
+          <w:szCs w:val="21"/>
+        </w:rPr>
+        <w:t xml:space="preserve"> </w:t>
+      </w:r>
+      <w:r>
+        <w:rPr>
+          <w:rFonts w:hAnsi="宋体"/>
+          <w:color w:val="E54C5E" w:themeColor="accent6"/>
+          <w:szCs w:val="21"/>
+        </w:rPr>
+        <w:t>系统单位脉冲响应序列产生子程序。</w:t>
+      </w:r>
+      <w:r>
+        <w:rPr>
+          <w:rFonts w:hAnsi="宋体"/>
+          <w:color w:val="000000"/>
+          <w:szCs w:val="21"/>
+        </w:rPr>
+        <w:t>本实验要用到</w:t>
+      </w:r>
+      <w:r>
+        <w:rPr>
+          <w:rFonts w:hAnsi="宋体" w:hint="eastAsia"/>
+          <w:color w:val="000000"/>
+          <w:szCs w:val="21"/>
+        </w:rPr>
+        <w:t>一</w:t>
+      </w:r>
+      <w:r>
+        <w:rPr>
+          <w:rFonts w:hAnsi="宋体"/>
+          <w:color w:val="000000"/>
+          <w:szCs w:val="21"/>
+        </w:rPr>
+        <w:t>种</w:t>
+      </w:r>
+      <w:r>
+        <w:rPr>
+          <w:color w:val="000000"/>
+          <w:szCs w:val="21"/>
+        </w:rPr>
+        <w:t>FIR</w:t>
+      </w:r>
+      <w:r>
+        <w:rPr>
+          <w:rFonts w:hAnsi="宋体"/>
+          <w:color w:val="000000"/>
+          <w:szCs w:val="21"/>
+        </w:rPr>
+        <w:t>系统</w:t>
+      </w:r>
+      <w:r>
+        <w:rPr>
+          <w:rFonts w:hAnsi="宋体"/>
+          <w:color w:val="000000"/>
+          <w:szCs w:val="21"/>
+        </w:rPr>
+        <w:t>。</w:t>
+      </w:r>
+    </w:p>
+    <w:p>
+      <w:pPr>
+        <w:ind w:firstLineChars="200" w:firstLine="420"/>
+        <w:rPr>
+          <w:color w:val="000000"/>
+          <w:szCs w:val="21"/>
           <w:lang w:val="pt-BR"/>
         </w:rPr>
       </w:pPr>
       <w:r>
         <w:rPr>
-          <w:color w:val="0000FF"/>
+          <w:color w:val="000000"/>
           <w:szCs w:val="21"/>
           <w:lang w:val="pt-BR"/>
         </w:rPr>
-        <w:t>x</w:t>
-      </w:r>
-      <w:r>
-        <w:rPr>
-          <w:color w:val="0000FF"/>
+        <w:t>h</w:t>
+      </w:r>
+      <w:r>
+        <w:rPr>
+          <w:color w:val="000000"/>
           <w:szCs w:val="21"/>
           <w:vertAlign w:val="subscript"/>
           <w:lang w:val="pt-BR"/>
         </w:rPr>
-        <w:t>a</w:t>
-      </w:r>
-      <w:r>
-        <w:rPr>
-          <w:color w:val="0000FF"/>
+        <w:t>b</w:t>
+      </w:r>
+      <w:r>
+        <w:rPr>
+          <w:color w:val="000000"/>
           <w:szCs w:val="21"/>
           <w:lang w:val="pt-BR"/>
         </w:rPr>
-        <w:t>(n) = x</w:t>
-      </w:r>
-      <w:r>
-        <w:rPr>
-          <w:color w:val="0000FF"/>
-          <w:szCs w:val="21"/>
-          <w:vertAlign w:val="subscript"/>
+        <w:t xml:space="preserve">(n) = </w:t>
+      </w:r>
+      <w:r>
+        <w:rPr>
+          <w:color w:val="000000"/>
+          <w:szCs w:val="21"/>
+        </w:rPr>
+        <w:t>δ</w:t>
+      </w:r>
+      <w:r>
+        <w:rPr>
+          <w:color w:val="000000"/>
+          <w:szCs w:val="21"/>
           <w:lang w:val="pt-BR"/>
         </w:rPr>
-        <w:t>a</w:t>
-      </w:r>
-      <w:r>
-        <w:rPr>
-          <w:color w:val="0000FF"/>
+        <w:t>(n) + 2.5</w:t>
+      </w:r>
+      <w:r>
+        <w:rPr>
+          <w:color w:val="000000"/>
+          <w:szCs w:val="21"/>
+        </w:rPr>
+        <w:t>δ</w:t>
+      </w:r>
+      <w:r>
+        <w:rPr>
+          <w:color w:val="000000"/>
           <w:szCs w:val="21"/>
           <w:lang w:val="pt-BR"/>
         </w:rPr>
-        <w:t>(nT) = Ae</w:t>
-      </w:r>
-      <w:r>
-        <w:rPr>
-          <w:color w:val="0000FF"/>
-          <w:szCs w:val="21"/>
-          <w:vertAlign w:val="superscript"/>
+        <w:t>(n-1) + 2.5</w:t>
+      </w:r>
+      <w:r>
+        <w:rPr>
+          <w:color w:val="000000"/>
+          <w:szCs w:val="21"/>
+        </w:rPr>
+        <w:t>δ</w:t>
+      </w:r>
+      <w:r>
+        <w:rPr>
+          <w:color w:val="000000"/>
+          <w:szCs w:val="21"/>
           <w:lang w:val="pt-BR"/>
         </w:rPr>
-        <w:t xml:space="preserve">-anT </w:t>
-      </w:r>
-      <w:r>
-        <w:rPr>
-          <w:color w:val="0000FF"/>
+        <w:t xml:space="preserve">(n-2) + </w:t>
+      </w:r>
+      <w:r>
+        <w:rPr>
+          <w:color w:val="000000"/>
+          <w:szCs w:val="21"/>
+        </w:rPr>
+        <w:t>δ</w:t>
+      </w:r>
+      <w:r>
+        <w:rPr>
+          <w:color w:val="000000"/>
           <w:szCs w:val="21"/>
           <w:lang w:val="pt-BR"/>
         </w:rPr>
-        <w:t>sin(</w:t>
-      </w:r>
-      <w:r>
-        <w:rPr>
-          <w:color w:val="0000FF"/>
-          <w:szCs w:val="21"/>
-        </w:rPr>
-        <w:t>Ω</w:t>
-      </w:r>
-      <w:r>
-        <w:rPr>
-          <w:color w:val="0000FF"/>
-          <w:szCs w:val="21"/>
-          <w:vertAlign w:val="subscript"/>
+        <w:t>(n-3)</w:t>
+      </w:r>
+    </w:p>
+    <w:p>
+      <w:pPr>
+        <w:ind w:firstLineChars="100" w:firstLine="210"/>
+        <w:rPr>
+          <w:color w:val="000000"/>
+          <w:szCs w:val="21"/>
           <w:lang w:val="pt-BR"/>
-        </w:rPr>
-        <w:t>0</w:t>
-      </w:r>
-      <w:r>
-        <w:rPr>
-          <w:color w:val="0000FF"/>
-          <w:szCs w:val="21"/>
-          <w:lang w:val="pt-BR"/>
-        </w:rPr>
-        <w:t xml:space="preserve">nT) u(n)  ,  </w:t>
-      </w:r>
-      <w:r>
-        <w:rPr>
-          <w:color w:val="0000FF"/>
-          <w:szCs w:val="21"/>
-          <w:highlight w:val="yellow"/>
-          <w:lang w:val="pt-BR"/>
-        </w:rPr>
-        <w:t>0≤n</w:t>
-      </w:r>
-      <w:r>
-        <w:rPr>
-          <w:rFonts w:hAnsi="宋体"/>
-          <w:color w:val="0000FF"/>
-          <w:szCs w:val="21"/>
-          <w:highlight w:val="yellow"/>
-          <w:lang w:val="pt-BR"/>
-        </w:rPr>
-        <w:t>＜</w:t>
-      </w:r>
-      <w:r>
-        <w:rPr>
-          <w:color w:val="0000FF"/>
-          <w:szCs w:val="21"/>
-          <w:highlight w:val="yellow"/>
-          <w:lang w:val="pt-BR"/>
-        </w:rPr>
-        <w:t>50</w:t>
-      </w:r>
-    </w:p>
-    <w:p>
-      <w:pPr>
-        <w:rPr>
-          <w:rFonts w:hAnsi="宋体" w:hint="eastAsia"/>
-          <w:szCs w:val="21"/>
-        </w:rPr>
-      </w:pPr>
-      <w:r>
-        <w:rPr>
-          <w:rFonts w:hAnsi="宋体"/>
-          <w:szCs w:val="21"/>
-        </w:rPr>
-        <w:t>其中</w:t>
-      </w:r>
-      <w:r>
-        <w:rPr>
-          <w:szCs w:val="21"/>
-        </w:rPr>
-        <w:t>A</w:t>
-      </w:r>
-      <w:r>
-        <w:rPr>
-          <w:rFonts w:hAnsi="宋体"/>
-          <w:szCs w:val="21"/>
-        </w:rPr>
-        <w:t>为幅度因子，</w:t>
-      </w:r>
-      <w:r>
-        <w:rPr>
-          <w:szCs w:val="21"/>
-        </w:rPr>
-        <w:t>a</w:t>
-      </w:r>
-      <w:r>
-        <w:rPr>
-          <w:rFonts w:hAnsi="宋体"/>
-          <w:szCs w:val="21"/>
-        </w:rPr>
-        <w:t>为衰减因子，</w:t>
-      </w:r>
-      <w:r>
-        <w:rPr>
-          <w:szCs w:val="21"/>
-        </w:rPr>
-        <w:t>Ω</w:t>
-      </w:r>
-      <w:r>
-        <w:rPr>
-          <w:szCs w:val="21"/>
-          <w:vertAlign w:val="subscript"/>
-        </w:rPr>
-        <w:t>0</w:t>
-      </w:r>
-      <w:r>
-        <w:rPr>
-          <w:rFonts w:hAnsi="宋体"/>
-          <w:szCs w:val="21"/>
-        </w:rPr>
-        <w:t>是模拟角频率，</w:t>
-      </w:r>
-      <w:r>
-        <w:rPr>
-          <w:szCs w:val="21"/>
-        </w:rPr>
-        <w:t>T</w:t>
-      </w:r>
-      <w:r>
-        <w:rPr>
-          <w:rFonts w:hAnsi="宋体"/>
-          <w:szCs w:val="21"/>
-        </w:rPr>
-        <w:t>为抽样间隔</w:t>
-      </w:r>
-      <w:r>
-        <w:rPr>
-          <w:szCs w:val="21"/>
-        </w:rPr>
-        <w:t>(fs=1/T</w:t>
-      </w:r>
-      <w:r>
-        <w:rPr>
-          <w:rFonts w:hAnsi="宋体"/>
-          <w:szCs w:val="21"/>
-        </w:rPr>
-        <w:t>为抽样频率</w:t>
-      </w:r>
-      <w:r>
-        <w:rPr>
-          <w:szCs w:val="21"/>
-        </w:rPr>
-        <w:t>)</w:t>
-      </w:r>
-      <w:r>
-        <w:rPr>
-          <w:rFonts w:hAnsi="宋体"/>
-          <w:szCs w:val="21"/>
-        </w:rPr>
-        <w:t>。这些参数都要在实验过程中由键盘输入，产生不同的</w:t>
-      </w:r>
-      <w:r>
-        <w:rPr>
-          <w:szCs w:val="21"/>
-        </w:rPr>
-        <w:t>x</w:t>
-      </w:r>
-      <w:r>
-        <w:rPr>
-          <w:szCs w:val="21"/>
-          <w:vertAlign w:val="subscript"/>
-        </w:rPr>
-        <w:t>a</w:t>
-      </w:r>
-      <w:r>
-        <w:rPr>
-          <w:szCs w:val="21"/>
-        </w:rPr>
-        <w:t>(n)</w:t>
-      </w:r>
-      <w:r>
-        <w:rPr>
-          <w:rFonts w:hAnsi="宋体"/>
-          <w:szCs w:val="21"/>
-        </w:rPr>
-        <w:t>。</w:t>
-      </w:r>
-    </w:p>
-    <w:p>
-      <w:pPr>
-        <w:ind w:firstLineChars="200" w:firstLine="420"/>
-        <w:rPr>
-          <w:color w:val="000000"/>
-          <w:szCs w:val="21"/>
-        </w:rPr>
-      </w:pPr>
-      <w:r>
-        <w:rPr>
-          <w:szCs w:val="21"/>
-        </w:rPr>
-        <w:t>b</w:t>
-      </w:r>
-      <w:r>
-        <w:rPr>
-          <w:rFonts w:hAnsi="宋体"/>
-          <w:szCs w:val="21"/>
-        </w:rPr>
-        <w:t>、单位脉冲序列：</w:t>
-      </w:r>
-      <w:r>
-        <w:rPr>
-          <w:szCs w:val="21"/>
-        </w:rPr>
-        <w:t xml:space="preserve"> </w:t>
-      </w:r>
-      <w:r>
-        <w:rPr>
-          <w:color w:val="000000"/>
-          <w:szCs w:val="21"/>
-        </w:rPr>
-        <w:t xml:space="preserve"> x</w:t>
-      </w:r>
-      <w:r>
-        <w:rPr>
-          <w:color w:val="000000"/>
-          <w:szCs w:val="21"/>
-          <w:vertAlign w:val="subscript"/>
-        </w:rPr>
-        <w:t>b</w:t>
-      </w:r>
-      <w:r>
-        <w:rPr>
-          <w:color w:val="000000"/>
-          <w:szCs w:val="21"/>
-        </w:rPr>
-        <w:t>(n)=δ(n)</w:t>
-      </w:r>
-    </w:p>
-    <w:p>
-      <w:pPr>
-        <w:ind w:firstLineChars="200" w:firstLine="420"/>
-        <w:rPr>
-          <w:rFonts w:hAnsi="宋体" w:hint="eastAsia"/>
-          <w:szCs w:val="21"/>
-        </w:rPr>
-      </w:pPr>
-      <w:r>
-        <w:rPr>
-          <w:color w:val="000000"/>
-          <w:szCs w:val="21"/>
-        </w:rPr>
-        <w:t>c</w:t>
-      </w:r>
-      <w:r>
-        <w:rPr>
-          <w:rFonts w:hAnsi="宋体"/>
-          <w:color w:val="000000"/>
-          <w:szCs w:val="21"/>
-        </w:rPr>
-        <w:t>、矩形序列：</w:t>
-      </w:r>
-      <w:r>
-        <w:rPr>
-          <w:color w:val="000000"/>
-          <w:szCs w:val="21"/>
-        </w:rPr>
-        <w:t xml:space="preserve">     x</w:t>
-      </w:r>
-      <w:r>
-        <w:rPr>
-          <w:color w:val="000000"/>
-          <w:szCs w:val="21"/>
-          <w:vertAlign w:val="subscript"/>
-        </w:rPr>
-        <w:t>c</w:t>
-      </w:r>
-      <w:r>
-        <w:rPr>
-          <w:color w:val="000000"/>
-          <w:szCs w:val="21"/>
-        </w:rPr>
-        <w:t>(n)=R</w:t>
-      </w:r>
-      <w:r>
-        <w:rPr>
-          <w:color w:val="000000"/>
-          <w:szCs w:val="21"/>
-          <w:vertAlign w:val="subscript"/>
-        </w:rPr>
-        <w:t>N</w:t>
-      </w:r>
-      <w:r>
-        <w:rPr>
-          <w:color w:val="000000"/>
-          <w:szCs w:val="21"/>
-        </w:rPr>
-        <w:t>(n)  ,  N = 10</w:t>
-      </w:r>
-    </w:p>
-    <w:p>
-      <w:pPr>
-        <w:ind w:firstLineChars="100" w:firstLine="210"/>
-        <w:rPr>
-          <w:color w:val="000000"/>
-          <w:szCs w:val="21"/>
         </w:rPr>
       </w:pPr>
       <w:r>
@@ -13446,14 +13608,7 @@
           <w:color w:val="E54C5E" w:themeColor="accent6"/>
           <w:szCs w:val="21"/>
         </w:rPr>
-        <w:t>②</w:t>
-      </w:r>
-      <w:r>
-        <w:rPr>
-          <w:color w:val="E54C5E" w:themeColor="accent6"/>
-          <w:szCs w:val="21"/>
-        </w:rPr>
-        <w:t xml:space="preserve"> </w:t>
+        <w:t>③</w:t>
       </w:r>
       <w:r>
         <w:rPr>
@@ -13461,174 +13616,6 @@
           <w:color w:val="E54C5E" w:themeColor="accent6"/>
           <w:szCs w:val="21"/>
         </w:rPr>
-        <w:t>系统单位脉冲响应序列产生子程序。</w:t>
-      </w:r>
-      <w:r>
-        <w:rPr>
-          <w:rFonts w:hAnsi="宋体"/>
-          <w:color w:val="000000"/>
-          <w:szCs w:val="21"/>
-        </w:rPr>
-        <w:t>本实验要用到</w:t>
-      </w:r>
-      <w:r>
-        <w:rPr>
-          <w:rFonts w:hAnsi="宋体" w:hint="eastAsia"/>
-          <w:color w:val="000000"/>
-          <w:szCs w:val="21"/>
-        </w:rPr>
-        <w:t>一</w:t>
-      </w:r>
-      <w:r>
-        <w:rPr>
-          <w:rFonts w:hAnsi="宋体"/>
-          <w:color w:val="000000"/>
-          <w:szCs w:val="21"/>
-        </w:rPr>
-        <w:t>种</w:t>
-      </w:r>
-      <w:r>
-        <w:rPr>
-          <w:color w:val="000000"/>
-          <w:szCs w:val="21"/>
-        </w:rPr>
-        <w:t>FIR</w:t>
-      </w:r>
-      <w:r>
-        <w:rPr>
-          <w:rFonts w:hAnsi="宋体"/>
-          <w:color w:val="000000"/>
-          <w:szCs w:val="21"/>
-        </w:rPr>
-        <w:t>系统</w:t>
-      </w:r>
-      <w:r>
-        <w:rPr>
-          <w:rFonts w:hAnsi="宋体"/>
-          <w:color w:val="000000"/>
-          <w:szCs w:val="21"/>
-        </w:rPr>
-        <w:t>。</w:t>
-      </w:r>
-    </w:p>
-    <w:p>
-      <w:pPr>
-        <w:ind w:firstLineChars="200" w:firstLine="420"/>
-        <w:rPr>
-          <w:color w:val="000000"/>
-          <w:szCs w:val="21"/>
-          <w:lang w:val="pt-BR"/>
-        </w:rPr>
-      </w:pPr>
-      <w:r>
-        <w:rPr>
-          <w:color w:val="000000"/>
-          <w:szCs w:val="21"/>
-          <w:lang w:val="pt-BR"/>
-        </w:rPr>
-        <w:t>h</w:t>
-      </w:r>
-      <w:r>
-        <w:rPr>
-          <w:color w:val="000000"/>
-          <w:szCs w:val="21"/>
-          <w:vertAlign w:val="subscript"/>
-          <w:lang w:val="pt-BR"/>
-        </w:rPr>
-        <w:t>b</w:t>
-      </w:r>
-      <w:r>
-        <w:rPr>
-          <w:color w:val="000000"/>
-          <w:szCs w:val="21"/>
-          <w:lang w:val="pt-BR"/>
-        </w:rPr>
-        <w:t xml:space="preserve">(n) = </w:t>
-      </w:r>
-      <w:r>
-        <w:rPr>
-          <w:color w:val="000000"/>
-          <w:szCs w:val="21"/>
-        </w:rPr>
-        <w:t>δ</w:t>
-      </w:r>
-      <w:r>
-        <w:rPr>
-          <w:color w:val="000000"/>
-          <w:szCs w:val="21"/>
-          <w:lang w:val="pt-BR"/>
-        </w:rPr>
-        <w:t>(n) + 2.5</w:t>
-      </w:r>
-      <w:r>
-        <w:rPr>
-          <w:color w:val="000000"/>
-          <w:szCs w:val="21"/>
-        </w:rPr>
-        <w:t>δ</w:t>
-      </w:r>
-      <w:r>
-        <w:rPr>
-          <w:color w:val="000000"/>
-          <w:szCs w:val="21"/>
-          <w:lang w:val="pt-BR"/>
-        </w:rPr>
-        <w:t>(n-1) + 2.5</w:t>
-      </w:r>
-      <w:r>
-        <w:rPr>
-          <w:color w:val="000000"/>
-          <w:szCs w:val="21"/>
-        </w:rPr>
-        <w:t>δ</w:t>
-      </w:r>
-      <w:r>
-        <w:rPr>
-          <w:color w:val="000000"/>
-          <w:szCs w:val="21"/>
-          <w:lang w:val="pt-BR"/>
-        </w:rPr>
-        <w:t xml:space="preserve">(n-2) + </w:t>
-      </w:r>
-      <w:r>
-        <w:rPr>
-          <w:color w:val="000000"/>
-          <w:szCs w:val="21"/>
-        </w:rPr>
-        <w:t>δ</w:t>
-      </w:r>
-      <w:r>
-        <w:rPr>
-          <w:color w:val="000000"/>
-          <w:szCs w:val="21"/>
-          <w:lang w:val="pt-BR"/>
-        </w:rPr>
-        <w:t>(n-3)</w:t>
-      </w:r>
-    </w:p>
-    <w:p>
-      <w:pPr>
-        <w:ind w:firstLineChars="100" w:firstLine="210"/>
-        <w:rPr>
-          <w:color w:val="000000"/>
-          <w:szCs w:val="21"/>
-          <w:lang w:val="pt-BR"/>
-        </w:rPr>
-      </w:pPr>
-      <w:r>
-        <w:rPr>
-          <w:rFonts w:hAnsi="宋体"/>
-          <w:color w:val="E54C5E" w:themeColor="accent6"/>
-          <w:szCs w:val="21"/>
-        </w:rPr>
-        <w:t>③</w:t>
-      </w:r>
-      <w:r>
-        <w:rPr>
-          <w:rFonts w:hAnsi="宋体"/>
-          <w:color w:val="E54C5E" w:themeColor="accent6"/>
-          <w:szCs w:val="21"/>
-        </w:rPr>
         <w:t xml:space="preserve"> </w:t>
       </w:r>
       <w:r>
@@ -13658,10 +13645,10 @@
           <w:szCs w:val="21"/>
         </w:rPr>
         <w:object w:dxaOrig="3018" w:dyaOrig="360" w14:anchorId="74241B3B">
-          <v:shape id="_x0000_i1052" type="#_x0000_t75" style="width:150.85pt;height:18.7pt" o:ole="">
+          <v:shape id="_x0000_i1052" type="#_x0000_t75" style="width:150.65pt;height:18.85pt" o:ole="">
             <v:imagedata r:id="rId55" o:title=""/>
           </v:shape>
-          <o:OLEObject Type="Embed" ProgID="Equation.3" ShapeID="_x0000_i1052" DrawAspect="Content" ObjectID="_1839840071" r:id="rId56"/>
+          <o:OLEObject Type="Embed" ProgID="Equation.3" ShapeID="_x0000_i1052" DrawAspect="Content" ObjectID="_1840818077" r:id="rId56"/>
         </w:object>
       </w:r>
     </w:p>
@@ -14018,7 +14005,6 @@
                                 </w:rPr>
                                 <w:t>X(</w:t>
                               </w:r>
-                              <w:proofErr w:type="spellStart"/>
                               <w:r>
                                 <w:rPr>
                                   <w:rFonts w:hint="eastAsia"/>
@@ -14046,7 +14032,6 @@
                                 </w:rPr>
                                 <w:t>k</w:t>
                               </w:r>
-                              <w:proofErr w:type="spellEnd"/>
                               <w:r>
                                 <w:rPr>
                                   <w:rFonts w:hint="eastAsia"/>
@@ -14134,7 +14119,6 @@
                                 </w:rPr>
                                 <w:t>|X(</w:t>
                               </w:r>
-                              <w:proofErr w:type="spellStart"/>
                               <w:r>
                                 <w:rPr>
                                   <w:rFonts w:hint="eastAsia"/>
@@ -14162,7 +14146,6 @@
                                 </w:rPr>
                                 <w:t>k</w:t>
                               </w:r>
-                              <w:proofErr w:type="spellEnd"/>
                               <w:r>
                                 <w:rPr>
                                   <w:rFonts w:hint="eastAsia"/>
@@ -14269,7 +14252,6 @@
                                 </w:rPr>
                                 <w:t>H(</w:t>
                               </w:r>
-                              <w:proofErr w:type="spellStart"/>
                               <w:r>
                                 <w:rPr>
                                   <w:rFonts w:hint="eastAsia"/>
@@ -14297,7 +14279,6 @@
                                 </w:rPr>
                                 <w:t>k</w:t>
                               </w:r>
-                              <w:proofErr w:type="spellEnd"/>
                               <w:r>
                                 <w:rPr>
                                   <w:rFonts w:hint="eastAsia"/>
@@ -14363,7 +14344,6 @@
                                 </w:rPr>
                                 <w:t>H(</w:t>
                               </w:r>
-                              <w:proofErr w:type="spellStart"/>
                               <w:r>
                                 <w:rPr>
                                   <w:rFonts w:hint="eastAsia"/>
@@ -14391,7 +14371,6 @@
                                 </w:rPr>
                                 <w:t>k</w:t>
                               </w:r>
-                              <w:proofErr w:type="spellEnd"/>
                               <w:r>
                                 <w:rPr>
                                   <w:rFonts w:hint="eastAsia"/>
@@ -14614,7 +14593,6 @@
                                 </w:rPr>
                                 <w:t>Y(</w:t>
                               </w:r>
-                              <w:proofErr w:type="spellStart"/>
                               <w:r>
                                 <w:rPr>
                                   <w:rFonts w:hint="eastAsia"/>
@@ -14642,7 +14620,6 @@
                                 </w:rPr>
                                 <w:t>k</w:t>
                               </w:r>
-                              <w:proofErr w:type="spellEnd"/>
                               <w:r>
                                 <w:rPr>
                                   <w:rFonts w:hint="eastAsia"/>
@@ -14708,7 +14685,6 @@
                                 </w:rPr>
                                 <w:t>|Y(</w:t>
                               </w:r>
-                              <w:proofErr w:type="spellStart"/>
                               <w:r>
                                 <w:rPr>
                                   <w:rFonts w:hint="eastAsia"/>
@@ -14736,7 +14712,6 @@
                                 </w:rPr>
                                 <w:t>k</w:t>
                               </w:r>
-                              <w:proofErr w:type="spellEnd"/>
                               <w:r>
                                 <w:rPr>
                                   <w:rFonts w:hint="eastAsia"/>
@@ -14916,7 +14891,6 @@
                           </w:rPr>
                           <w:t>X(</w:t>
                         </w:r>
-                        <w:proofErr w:type="spellStart"/>
                         <w:r>
                           <w:rPr>
                             <w:rFonts w:hint="eastAsia"/>
@@ -14944,7 +14918,6 @@
                           </w:rPr>
                           <w:t>k</w:t>
                         </w:r>
-                        <w:proofErr w:type="spellEnd"/>
                         <w:r>
                           <w:rPr>
                             <w:rFonts w:hint="eastAsia"/>
@@ -15005,7 +14978,6 @@
                           </w:rPr>
                           <w:t>|X(</w:t>
                         </w:r>
-                        <w:proofErr w:type="spellStart"/>
                         <w:r>
                           <w:rPr>
                             <w:rFonts w:hint="eastAsia"/>
@@ -15033,7 +15005,6 @@
                           </w:rPr>
                           <w:t>k</w:t>
                         </w:r>
-                        <w:proofErr w:type="spellEnd"/>
                         <w:r>
                           <w:rPr>
                             <w:rFonts w:hint="eastAsia"/>
@@ -15092,7 +15063,6 @@
                           </w:rPr>
                           <w:t>H(</w:t>
                         </w:r>
-                        <w:proofErr w:type="spellStart"/>
                         <w:r>
                           <w:rPr>
                             <w:rFonts w:hint="eastAsia"/>
@@ -15120,7 +15090,6 @@
                           </w:rPr>
                           <w:t>k</w:t>
                         </w:r>
-                        <w:proofErr w:type="spellEnd"/>
                         <w:r>
                           <w:rPr>
                             <w:rFonts w:hint="eastAsia"/>
@@ -15162,7 +15131,6 @@
                           </w:rPr>
                           <w:t>H(</w:t>
                         </w:r>
-                        <w:proofErr w:type="spellStart"/>
                         <w:r>
                           <w:rPr>
                             <w:rFonts w:hint="eastAsia"/>
@@ -15190,7 +15158,6 @@
                           </w:rPr>
                           <w:t>k</w:t>
                         </w:r>
-                        <w:proofErr w:type="spellEnd"/>
                         <w:r>
                           <w:rPr>
                             <w:rFonts w:hint="eastAsia"/>
@@ -15270,7 +15237,6 @@
                           </w:rPr>
                           <w:t>Y(</w:t>
                         </w:r>
-                        <w:proofErr w:type="spellStart"/>
                         <w:r>
                           <w:rPr>
                             <w:rFonts w:hint="eastAsia"/>
@@ -15298,7 +15264,6 @@
                           </w:rPr>
                           <w:t>k</w:t>
                         </w:r>
-                        <w:proofErr w:type="spellEnd"/>
                         <w:r>
                           <w:rPr>
                             <w:rFonts w:hint="eastAsia"/>
@@ -15340,7 +15305,6 @@
                           </w:rPr>
                           <w:t>|Y(</w:t>
                         </w:r>
-                        <w:proofErr w:type="spellStart"/>
                         <w:r>
                           <w:rPr>
                             <w:rFonts w:hint="eastAsia"/>
@@ -15368,7 +15332,6 @@
                           </w:rPr>
                           <w:t>k</w:t>
                         </w:r>
-                        <w:proofErr w:type="spellEnd"/>
                         <w:r>
                           <w:rPr>
                             <w:rFonts w:hint="eastAsia"/>
@@ -15722,10 +15685,10 @@
           <w:szCs w:val="21"/>
         </w:rPr>
         <w:object w:dxaOrig="380" w:dyaOrig="340" w14:anchorId="265CBC5E">
-          <v:shape id="_x0000_i1053" type="#_x0000_t75" style="width:19.15pt;height:16.85pt" o:ole="">
+          <v:shape id="_x0000_i1053" type="#_x0000_t75" style="width:19.4pt;height:16.6pt" o:ole="">
             <v:imagedata r:id="rId59" o:title=""/>
           </v:shape>
-          <o:OLEObject Type="Embed" ProgID="Equation.3" ShapeID="_x0000_i1053" DrawAspect="Content" ObjectID="_1839840072" r:id="rId60"/>
+          <o:OLEObject Type="Embed" ProgID="Equation.3" ShapeID="_x0000_i1053" DrawAspect="Content" ObjectID="_1840818078" r:id="rId60"/>
         </w:object>
       </w:r>
       <w:r>
@@ -15765,10 +15728,10 @@
           <w:szCs w:val="21"/>
         </w:rPr>
         <w:object w:dxaOrig="380" w:dyaOrig="340" w14:anchorId="4EB3171F">
-          <v:shape id="_x0000_i1054" type="#_x0000_t75" style="width:19.15pt;height:16.85pt" o:ole="">
+          <v:shape id="_x0000_i1054" type="#_x0000_t75" style="width:19.4pt;height:16.6pt" o:ole="">
             <v:imagedata r:id="rId59" o:title=""/>
           </v:shape>
-          <o:OLEObject Type="Embed" ProgID="Equation.3" ShapeID="_x0000_i1054" DrawAspect="Content" ObjectID="_1839840073" r:id="rId61"/>
+          <o:OLEObject Type="Embed" ProgID="Equation.3" ShapeID="_x0000_i1054" DrawAspect="Content" ObjectID="_1840818079" r:id="rId61"/>
         </w:object>
       </w:r>
       <w:r>
@@ -16663,10 +16626,10 @@
           <w:szCs w:val="21"/>
         </w:rPr>
         <w:object w:dxaOrig="3018" w:dyaOrig="360" w14:anchorId="478AEA36">
-          <v:shape id="_x0000_i1055" type="#_x0000_t75" style="width:150.85pt;height:18.7pt" o:ole="">
+          <v:shape id="_x0000_i1055" type="#_x0000_t75" style="width:150.65pt;height:18.85pt" o:ole="">
             <v:imagedata r:id="rId55" o:title=""/>
           </v:shape>
-          <o:OLEObject Type="Embed" ProgID="Equation.3" ShapeID="_x0000_i1055" DrawAspect="Content" ObjectID="_1839840074" r:id="rId62"/>
+          <o:OLEObject Type="Embed" ProgID="Equation.3" ShapeID="_x0000_i1055" DrawAspect="Content" ObjectID="_1840818080" r:id="rId62"/>
         </w:object>
       </w:r>
     </w:p>
@@ -16733,10 +16696,10 @@
           <w:szCs w:val="21"/>
         </w:rPr>
         <w:object w:dxaOrig="2240" w:dyaOrig="320" w14:anchorId="3747ED50">
-          <v:shape id="_x0000_i1056" type="#_x0000_t75" style="width:112.1pt;height:15.95pt" o:ole="">
+          <v:shape id="_x0000_i1056" type="#_x0000_t75" style="width:111.9pt;height:16.05pt" o:ole="">
             <v:imagedata r:id="rId63" o:title=""/>
           </v:shape>
-          <o:OLEObject Type="Embed" ProgID="Equation.3" ShapeID="_x0000_i1056" DrawAspect="Content" ObjectID="_1839840075" r:id="rId64"/>
+          <o:OLEObject Type="Embed" ProgID="Equation.3" ShapeID="_x0000_i1056" DrawAspect="Content" ObjectID="_1840818081" r:id="rId64"/>
         </w:object>
       </w:r>
       <w:r>
@@ -16766,10 +16729,10 @@
           <w:szCs w:val="21"/>
         </w:rPr>
         <w:object w:dxaOrig="499" w:dyaOrig="320" w14:anchorId="5D67EBC7">
-          <v:shape id="_x0000_i1057" type="#_x0000_t75" style="width:25.05pt;height:15.95pt" o:ole="">
+          <v:shape id="_x0000_i1057" type="#_x0000_t75" style="width:24.9pt;height:16.05pt" o:ole="">
             <v:imagedata r:id="rId65" o:title=""/>
           </v:shape>
-          <o:OLEObject Type="Embed" ProgID="Equation.3" ShapeID="_x0000_i1057" DrawAspect="Content" ObjectID="_1839840076" r:id="rId66"/>
+          <o:OLEObject Type="Embed" ProgID="Equation.3" ShapeID="_x0000_i1057" DrawAspect="Content" ObjectID="_1840818082" r:id="rId66"/>
         </w:object>
       </w:r>
       <w:r>
@@ -17496,10 +17459,10 @@
           <w:szCs w:val="21"/>
         </w:rPr>
         <w:object w:dxaOrig="499" w:dyaOrig="380" w14:anchorId="76CD29B3">
-          <v:shape id="_x0000_i1058" type="#_x0000_t75" style="width:25.05pt;height:19.15pt" o:ole="">
+          <v:shape id="_x0000_i1058" type="#_x0000_t75" style="width:24.9pt;height:19.4pt" o:ole="">
             <v:imagedata r:id="rId67" o:title=""/>
           </v:shape>
-          <o:OLEObject Type="Embed" ProgID="Equation.DSMT4" ShapeID="_x0000_i1058" DrawAspect="Content" ObjectID="_1839840077" r:id="rId68"/>
+          <o:OLEObject Type="Embed" ProgID="Equation.DSMT4" ShapeID="_x0000_i1058" DrawAspect="Content" ObjectID="_1840818083" r:id="rId68"/>
         </w:object>
       </w:r>
       <w:r>
@@ -17561,10 +17524,10 @@
           <w:szCs w:val="21"/>
         </w:rPr>
         <w:object w:dxaOrig="499" w:dyaOrig="380" w14:anchorId="37C5B442">
-          <v:shape id="_x0000_i1059" type="#_x0000_t75" style="width:25.05pt;height:19.15pt" o:ole="">
+          <v:shape id="_x0000_i1059" type="#_x0000_t75" style="width:24.9pt;height:19.4pt" o:ole="">
             <v:imagedata r:id="rId67" o:title=""/>
           </v:shape>
-          <o:OLEObject Type="Embed" ProgID="Equation.DSMT4" ShapeID="_x0000_i1059" DrawAspect="Content" ObjectID="_1839840078" r:id="rId69"/>
+          <o:OLEObject Type="Embed" ProgID="Equation.DSMT4" ShapeID="_x0000_i1059" DrawAspect="Content" ObjectID="_1840818084" r:id="rId69"/>
         </w:object>
       </w:r>
       <w:r>
@@ -17621,10 +17584,10 @@
           <w:szCs w:val="21"/>
         </w:rPr>
         <w:object w:dxaOrig="5360" w:dyaOrig="700" w14:anchorId="36A1281C">
-          <v:shape id="_x0000_i1060" type="#_x0000_t75" style="width:267.95pt;height:35.1pt" o:ole="">
+          <v:shape id="_x0000_i1060" type="#_x0000_t75" style="width:268.05pt;height:34.9pt" o:ole="">
             <v:imagedata r:id="rId70" o:title=""/>
           </v:shape>
-          <o:OLEObject Type="Embed" ProgID="Equation.DSMT4" ShapeID="_x0000_i1060" DrawAspect="Content" ObjectID="_1839840079" r:id="rId71"/>
+          <o:OLEObject Type="Embed" ProgID="Equation.DSMT4" ShapeID="_x0000_i1060" DrawAspect="Content" ObjectID="_1840818085" r:id="rId71"/>
         </w:object>
       </w:r>
     </w:p>
@@ -17648,10 +17611,10 @@
           <w:szCs w:val="21"/>
         </w:rPr>
         <w:object w:dxaOrig="540" w:dyaOrig="380" w14:anchorId="5F8C95BC">
-          <v:shape id="_x0000_i1061" type="#_x0000_t75" style="width:26.9pt;height:19.15pt" o:ole="">
+          <v:shape id="_x0000_i1061" type="#_x0000_t75" style="width:27.15pt;height:19.4pt" o:ole="">
             <v:imagedata r:id="rId72" o:title=""/>
           </v:shape>
-          <o:OLEObject Type="Embed" ProgID="Equation.DSMT4" ShapeID="_x0000_i1061" DrawAspect="Content" ObjectID="_1839840080" r:id="rId73"/>
+          <o:OLEObject Type="Embed" ProgID="Equation.DSMT4" ShapeID="_x0000_i1061" DrawAspect="Content" ObjectID="_1840818086" r:id="rId73"/>
         </w:object>
       </w:r>
       <w:r>
@@ -17704,10 +17667,10 @@
           <w:szCs w:val="21"/>
         </w:rPr>
         <w:object w:dxaOrig="5000" w:dyaOrig="700" w14:anchorId="2F5925CA">
-          <v:shape id="_x0000_i1062" type="#_x0000_t75" style="width:250.65pt;height:35.1pt" o:ole="">
+          <v:shape id="_x0000_i1062" type="#_x0000_t75" style="width:250.9pt;height:34.9pt" o:ole="">
             <v:imagedata r:id="rId74" o:title=""/>
           </v:shape>
-          <o:OLEObject Type="Embed" ProgID="Equation.DSMT4" ShapeID="_x0000_i1062" DrawAspect="Content" ObjectID="_1839840081" r:id="rId75"/>
+          <o:OLEObject Type="Embed" ProgID="Equation.DSMT4" ShapeID="_x0000_i1062" DrawAspect="Content" ObjectID="_1840818087" r:id="rId75"/>
         </w:object>
       </w:r>
     </w:p>
@@ -17762,10 +17725,10 @@
           <w:szCs w:val="21"/>
         </w:rPr>
         <w:object w:dxaOrig="920" w:dyaOrig="540" w14:anchorId="0A0B7DB8">
-          <v:shape id="_x0000_i1063" type="#_x0000_t75" style="width:46.05pt;height:26.9pt" o:ole="">
+          <v:shape id="_x0000_i1063" type="#_x0000_t75" style="width:45.95pt;height:27.15pt" o:ole="">
             <v:imagedata r:id="rId76" o:title=""/>
           </v:shape>
-          <o:OLEObject Type="Embed" ProgID="Equation.DSMT4" ShapeID="_x0000_i1063" DrawAspect="Content" ObjectID="_1839840082" r:id="rId77"/>
+          <o:OLEObject Type="Embed" ProgID="Equation.DSMT4" ShapeID="_x0000_i1063" DrawAspect="Content" ObjectID="_1840818088" r:id="rId77"/>
         </w:object>
       </w:r>
       <w:r>
@@ -17805,10 +17768,10 @@
           <w:szCs w:val="21"/>
         </w:rPr>
         <w:object w:dxaOrig="4819" w:dyaOrig="680" w14:anchorId="75E2AC52">
-          <v:shape id="_x0000_i1064" type="#_x0000_t75" style="width:241.05pt;height:34.2pt" o:ole="">
+          <v:shape id="_x0000_i1064" type="#_x0000_t75" style="width:240.9pt;height:34.35pt" o:ole="">
             <v:imagedata r:id="rId78" o:title=""/>
           </v:shape>
-          <o:OLEObject Type="Embed" ProgID="Equation.DSMT4" ShapeID="_x0000_i1064" DrawAspect="Content" ObjectID="_1839840083" r:id="rId79"/>
+          <o:OLEObject Type="Embed" ProgID="Equation.DSMT4" ShapeID="_x0000_i1064" DrawAspect="Content" ObjectID="_1840818089" r:id="rId79"/>
         </w:object>
       </w:r>
     </w:p>
@@ -17827,10 +17790,10 @@
           <w:szCs w:val="21"/>
         </w:rPr>
         <w:object w:dxaOrig="5140" w:dyaOrig="680" w14:anchorId="13F9B3A3">
-          <v:shape id="_x0000_i1065" type="#_x0000_t75" style="width:257pt;height:34.2pt" o:ole="">
+          <v:shape id="_x0000_i1065" type="#_x0000_t75" style="width:257pt;height:34.35pt" o:ole="">
             <v:imagedata r:id="rId80" o:title=""/>
           </v:shape>
-          <o:OLEObject Type="Embed" ProgID="Equation.DSMT4" ShapeID="_x0000_i1065" DrawAspect="Content" ObjectID="_1839840084" r:id="rId81"/>
+          <o:OLEObject Type="Embed" ProgID="Equation.DSMT4" ShapeID="_x0000_i1065" DrawAspect="Content" ObjectID="_1840818090" r:id="rId81"/>
         </w:object>
       </w:r>
     </w:p>
@@ -17946,10 +17909,10 @@
           <w:szCs w:val="21"/>
         </w:rPr>
         <w:object w:dxaOrig="540" w:dyaOrig="380" w14:anchorId="6D6D32C7">
-          <v:shape id="_x0000_i1066" type="#_x0000_t75" style="width:26.9pt;height:19.15pt" o:ole="">
+          <v:shape id="_x0000_i1066" type="#_x0000_t75" style="width:27.15pt;height:19.4pt" o:ole="">
             <v:imagedata r:id="rId72" o:title=""/>
           </v:shape>
-          <o:OLEObject Type="Embed" ProgID="Equation.DSMT4" ShapeID="_x0000_i1066" DrawAspect="Content" ObjectID="_1839840085" r:id="rId82"/>
+          <o:OLEObject Type="Embed" ProgID="Equation.DSMT4" ShapeID="_x0000_i1066" DrawAspect="Content" ObjectID="_1840818091" r:id="rId82"/>
         </w:object>
       </w:r>
       <w:r>
@@ -18338,14 +18301,16 @@
           <w:rFonts w:ascii="Times New Roman" w:hAnsi="Times New Roman"/>
           <w:sz w:val="18"/>
           <w:szCs w:val="18"/>
-        </w:rPr>
-      </w:pPr>
-      <w:r>
-        <w:rPr>
-          <w:rFonts w:ascii="Times New Roman" w:hAnsi="Times New Roman"/>
-          <w:color w:val="000000"/>
-          <w:sz w:val="18"/>
-          <w:szCs w:val="18"/>
+          <w:lang w:val="pt-BR"/>
+        </w:rPr>
+      </w:pPr>
+      <w:r>
+        <w:rPr>
+          <w:rFonts w:ascii="Times New Roman" w:hAnsi="Times New Roman"/>
+          <w:color w:val="000000"/>
+          <w:sz w:val="18"/>
+          <w:szCs w:val="18"/>
+          <w:lang w:val="pt-BR"/>
         </w:rPr>
         <w:t>k=0:3*N-1;</w:t>
       </w:r>
@@ -18357,14 +18322,16 @@
           <w:rFonts w:ascii="Times New Roman" w:hAnsi="Times New Roman"/>
           <w:sz w:val="18"/>
           <w:szCs w:val="18"/>
-        </w:rPr>
-      </w:pPr>
-      <w:r>
-        <w:rPr>
-          <w:rFonts w:ascii="Times New Roman" w:hAnsi="Times New Roman"/>
-          <w:color w:val="000000"/>
-          <w:sz w:val="18"/>
-          <w:szCs w:val="18"/>
+          <w:lang w:val="pt-BR"/>
+        </w:rPr>
+      </w:pPr>
+      <w:r>
+        <w:rPr>
+          <w:rFonts w:ascii="Times New Roman" w:hAnsi="Times New Roman"/>
+          <w:color w:val="000000"/>
+          <w:sz w:val="18"/>
+          <w:szCs w:val="18"/>
+          <w:lang w:val="pt-BR"/>
         </w:rPr>
         <w:t>Xk=xn*exp(-j*2*pi/N).^(n'*k);</w:t>
       </w:r>
@@ -18374,6 +18341,7 @@
           <w:color w:val="000000"/>
           <w:sz w:val="18"/>
           <w:szCs w:val="18"/>
+          <w:lang w:val="pt-BR"/>
         </w:rPr>
         <w:t xml:space="preserve">  %DFS</w:t>
       </w:r>
@@ -18385,14 +18353,16 @@
           <w:rFonts w:ascii="Times New Roman" w:hAnsi="Times New Roman"/>
           <w:sz w:val="18"/>
           <w:szCs w:val="18"/>
-        </w:rPr>
-      </w:pPr>
-      <w:r>
-        <w:rPr>
-          <w:rFonts w:ascii="Times New Roman" w:hAnsi="Times New Roman"/>
-          <w:color w:val="000000"/>
-          <w:sz w:val="18"/>
-          <w:szCs w:val="18"/>
+          <w:lang w:val="pt-BR"/>
+        </w:rPr>
+      </w:pPr>
+      <w:r>
+        <w:rPr>
+          <w:rFonts w:ascii="Times New Roman" w:hAnsi="Times New Roman"/>
+          <w:color w:val="000000"/>
+          <w:sz w:val="18"/>
+          <w:szCs w:val="18"/>
+          <w:lang w:val="pt-BR"/>
         </w:rPr>
         <w:t>x=(Xk*exp(j*2*pi/N).^(n'*k))/N;</w:t>
       </w:r>
@@ -18402,6 +18372,7 @@
           <w:color w:val="000000"/>
           <w:sz w:val="18"/>
           <w:szCs w:val="18"/>
+          <w:lang w:val="pt-BR"/>
         </w:rPr>
         <w:t xml:space="preserve">  %IDFS</w:t>
       </w:r>
@@ -18413,14 +18384,16 @@
           <w:rFonts w:ascii="Times New Roman" w:hAnsi="Times New Roman"/>
           <w:sz w:val="18"/>
           <w:szCs w:val="18"/>
-        </w:rPr>
-      </w:pPr>
-      <w:r>
-        <w:rPr>
-          <w:rFonts w:ascii="Times New Roman" w:hAnsi="Times New Roman"/>
-          <w:color w:val="000000"/>
-          <w:sz w:val="18"/>
-          <w:szCs w:val="18"/>
+          <w:lang w:val="pt-BR"/>
+        </w:rPr>
+      </w:pPr>
+      <w:r>
+        <w:rPr>
+          <w:rFonts w:ascii="Times New Roman" w:hAnsi="Times New Roman"/>
+          <w:color w:val="000000"/>
+          <w:sz w:val="18"/>
+          <w:szCs w:val="18"/>
+          <w:lang w:val="pt-BR"/>
         </w:rPr>
         <w:t>subplot(2,2,1),stem(k,abs(Xk));</w:t>
       </w:r>
@@ -18432,14 +18405,16 @@
           <w:rFonts w:ascii="Times New Roman" w:hAnsi="Times New Roman"/>
           <w:sz w:val="18"/>
           <w:szCs w:val="18"/>
-        </w:rPr>
-      </w:pPr>
-      <w:r>
-        <w:rPr>
-          <w:rFonts w:ascii="Times New Roman" w:hAnsi="Times New Roman"/>
-          <w:color w:val="000000"/>
-          <w:sz w:val="18"/>
-          <w:szCs w:val="18"/>
+          <w:lang w:val="pt-BR"/>
+        </w:rPr>
+      </w:pPr>
+      <w:r>
+        <w:rPr>
+          <w:rFonts w:ascii="Times New Roman" w:hAnsi="Times New Roman"/>
+          <w:color w:val="000000"/>
+          <w:sz w:val="18"/>
+          <w:szCs w:val="18"/>
+          <w:lang w:val="pt-BR"/>
         </w:rPr>
         <w:lastRenderedPageBreak/>
         <w:t>title(</w:t>
@@ -18450,6 +18425,7 @@
           <w:color w:val="A020F0"/>
           <w:sz w:val="18"/>
           <w:szCs w:val="18"/>
+          <w:lang w:val="pt-BR"/>
         </w:rPr>
         <w:t>'|X(k)|'</w:t>
       </w:r>
@@ -18459,6 +18435,7 @@
           <w:color w:val="000000"/>
           <w:sz w:val="18"/>
           <w:szCs w:val="18"/>
+          <w:lang w:val="pt-BR"/>
         </w:rPr>
         <w:t>);axis([-1,3*N,1.1*min(abs(Xk)),1.1*max(abs(Xk))]);</w:t>
       </w:r>
@@ -18526,14 +18503,16 @@
           <w:rFonts w:ascii="Times New Roman" w:hAnsi="Times New Roman"/>
           <w:sz w:val="18"/>
           <w:szCs w:val="18"/>
-        </w:rPr>
-      </w:pPr>
-      <w:r>
-        <w:rPr>
-          <w:rFonts w:ascii="Times New Roman" w:hAnsi="Times New Roman"/>
-          <w:color w:val="000000"/>
-          <w:sz w:val="18"/>
-          <w:szCs w:val="18"/>
+          <w:lang w:val="pt-BR"/>
+        </w:rPr>
+      </w:pPr>
+      <w:r>
+        <w:rPr>
+          <w:rFonts w:ascii="Times New Roman" w:hAnsi="Times New Roman"/>
+          <w:color w:val="000000"/>
+          <w:sz w:val="18"/>
+          <w:szCs w:val="18"/>
+          <w:lang w:val="pt-BR"/>
         </w:rPr>
         <w:t>subplot(2,2,3);stem(n,xn);</w:t>
       </w:r>
@@ -18545,14 +18524,16 @@
           <w:rFonts w:ascii="Times New Roman" w:hAnsi="Times New Roman"/>
           <w:sz w:val="18"/>
           <w:szCs w:val="18"/>
-        </w:rPr>
-      </w:pPr>
-      <w:r>
-        <w:rPr>
-          <w:rFonts w:ascii="Times New Roman" w:hAnsi="Times New Roman"/>
-          <w:color w:val="000000"/>
-          <w:sz w:val="18"/>
-          <w:szCs w:val="18"/>
+          <w:lang w:val="pt-BR"/>
+        </w:rPr>
+      </w:pPr>
+      <w:r>
+        <w:rPr>
+          <w:rFonts w:ascii="Times New Roman" w:hAnsi="Times New Roman"/>
+          <w:color w:val="000000"/>
+          <w:sz w:val="18"/>
+          <w:szCs w:val="18"/>
+          <w:lang w:val="pt-BR"/>
         </w:rPr>
         <w:t>title(</w:t>
       </w:r>
@@ -18562,6 +18543,7 @@
           <w:color w:val="A020F0"/>
           <w:sz w:val="18"/>
           <w:szCs w:val="18"/>
+          <w:lang w:val="pt-BR"/>
         </w:rPr>
         <w:t>'x(n)'</w:t>
       </w:r>
@@ -18571,6 +18553,7 @@
           <w:color w:val="000000"/>
           <w:sz w:val="18"/>
           <w:szCs w:val="18"/>
+          <w:lang w:val="pt-BR"/>
         </w:rPr>
         <w:t>);axis([-1,3*N,1.1*min(xn),1.1*max(xn)]);</w:t>
       </w:r>
@@ -19034,11 +19017,13 @@
         <w:ind w:firstLineChars="200" w:firstLine="420"/>
         <w:rPr>
           <w:szCs w:val="21"/>
-        </w:rPr>
-      </w:pPr>
-      <w:r>
-        <w:rPr>
-          <w:szCs w:val="21"/>
+          <w:lang w:val="pt-BR"/>
+        </w:rPr>
+      </w:pPr>
+      <w:r>
+        <w:rPr>
+          <w:szCs w:val="21"/>
+          <w:lang w:val="pt-BR"/>
         </w:rPr>
         <w:t>nk=n'*k;</w:t>
       </w:r>
@@ -19049,11 +19034,13 @@
         <w:ind w:firstLineChars="200" w:firstLine="420"/>
         <w:rPr>
           <w:szCs w:val="21"/>
-        </w:rPr>
-      </w:pPr>
-      <w:r>
-        <w:rPr>
-          <w:szCs w:val="21"/>
+          <w:lang w:val="pt-BR"/>
+        </w:rPr>
+      </w:pPr>
+      <w:r>
+        <w:rPr>
+          <w:szCs w:val="21"/>
+          <w:lang w:val="pt-BR"/>
         </w:rPr>
         <w:t>Xk=xn*WN.^nk;</w:t>
       </w:r>
@@ -19154,11 +19141,13 @@
         <w:ind w:firstLineChars="200" w:firstLine="420"/>
         <w:rPr>
           <w:szCs w:val="21"/>
-        </w:rPr>
-      </w:pPr>
-      <w:r>
-        <w:rPr>
-          <w:szCs w:val="21"/>
+          <w:lang w:val="pt-BR"/>
+        </w:rPr>
+      </w:pPr>
+      <w:r>
+        <w:rPr>
+          <w:szCs w:val="21"/>
+          <w:lang w:val="pt-BR"/>
         </w:rPr>
         <w:t>nk=n'*k;</w:t>
       </w:r>
@@ -19169,11 +19158,13 @@
         <w:ind w:firstLineChars="200" w:firstLine="420"/>
         <w:rPr>
           <w:szCs w:val="21"/>
-        </w:rPr>
-      </w:pPr>
-      <w:r>
-        <w:rPr>
-          <w:szCs w:val="21"/>
+          <w:lang w:val="pt-BR"/>
+        </w:rPr>
+      </w:pPr>
+      <w:r>
+        <w:rPr>
+          <w:szCs w:val="21"/>
+          <w:lang w:val="pt-BR"/>
         </w:rPr>
         <w:t>xn=(Xk*WN.^nk)/N;</w:t>
       </w:r>
@@ -19331,6 +19322,7 @@
         <w:rPr>
           <w:rFonts w:ascii="Times New Roman" w:hAnsi="Times New Roman"/>
           <w:sz w:val="24"/>
+          <w:lang w:val="pt-BR"/>
         </w:rPr>
       </w:pPr>
       <w:r>
@@ -19338,6 +19330,7 @@
           <w:rFonts w:ascii="Times New Roman" w:hAnsi="Times New Roman"/>
           <w:color w:val="000000"/>
           <w:sz w:val="20"/>
+          <w:lang w:val="pt-BR"/>
         </w:rPr>
         <w:t>k=0:N-1;</w:t>
       </w:r>
@@ -19348,6 +19341,7 @@
         <w:rPr>
           <w:rFonts w:ascii="Times New Roman" w:hAnsi="Times New Roman"/>
           <w:sz w:val="24"/>
+          <w:lang w:val="pt-BR"/>
         </w:rPr>
       </w:pPr>
       <w:r>
@@ -19355,6 +19349,7 @@
           <w:rFonts w:ascii="Times New Roman" w:hAnsi="Times New Roman"/>
           <w:color w:val="000000"/>
           <w:sz w:val="20"/>
+          <w:lang w:val="pt-BR"/>
         </w:rPr>
         <w:t>subplot(2,2,1);stem(n,xn);</w:t>
       </w:r>
@@ -19365,6 +19360,7 @@
         <w:rPr>
           <w:rFonts w:ascii="Times New Roman" w:hAnsi="Times New Roman"/>
           <w:sz w:val="24"/>
+          <w:lang w:val="pt-BR"/>
         </w:rPr>
       </w:pPr>
       <w:r>
@@ -19372,6 +19368,7 @@
           <w:rFonts w:ascii="Times New Roman" w:hAnsi="Times New Roman"/>
           <w:color w:val="000000"/>
           <w:sz w:val="20"/>
+          <w:lang w:val="pt-BR"/>
         </w:rPr>
         <w:t>title(</w:t>
       </w:r>
@@ -19380,6 +19377,7 @@
           <w:rFonts w:ascii="Times New Roman" w:hAnsi="Times New Roman"/>
           <w:color w:val="A020F0"/>
           <w:sz w:val="20"/>
+          <w:lang w:val="pt-BR"/>
         </w:rPr>
         <w:t>'x(n)'</w:t>
       </w:r>
@@ -19388,6 +19386,7 @@
           <w:rFonts w:ascii="Times New Roman" w:hAnsi="Times New Roman"/>
           <w:color w:val="000000"/>
           <w:sz w:val="20"/>
+          <w:lang w:val="pt-BR"/>
         </w:rPr>
         <w:t>);axis([-1,3*N,1.1*min(xn),1.1*max(xn)]);</w:t>
       </w:r>
@@ -19846,10 +19845,10 @@
           <w:szCs w:val="21"/>
         </w:rPr>
         <w:object w:dxaOrig="4800" w:dyaOrig="680" w14:anchorId="2194FE6E">
-          <v:shape id="_x0000_i1067" type="#_x0000_t75" style="width:240.15pt;height:34.2pt" o:ole="">
+          <v:shape id="_x0000_i1067" type="#_x0000_t75" style="width:240.35pt;height:34.35pt" o:ole="">
             <v:imagedata r:id="rId85" o:title=""/>
           </v:shape>
-          <o:OLEObject Type="Embed" ProgID="Equation.DSMT4" ShapeID="_x0000_i1067" DrawAspect="Content" ObjectID="_1839840086" r:id="rId86"/>
+          <o:OLEObject Type="Embed" ProgID="Equation.DSMT4" ShapeID="_x0000_i1067" DrawAspect="Content" ObjectID="_1840818092" r:id="rId86"/>
         </w:object>
       </w:r>
     </w:p>
@@ -19868,10 +19867,10 @@
           <w:szCs w:val="21"/>
         </w:rPr>
         <w:object w:dxaOrig="5120" w:dyaOrig="680" w14:anchorId="6BF17E20">
-          <v:shape id="_x0000_i1068" type="#_x0000_t75" style="width:256.1pt;height:34.2pt" o:ole="">
+          <v:shape id="_x0000_i1068" type="#_x0000_t75" style="width:255.9pt;height:34.35pt" o:ole="">
             <v:imagedata r:id="rId87" o:title=""/>
           </v:shape>
-          <o:OLEObject Type="Embed" ProgID="Equation.DSMT4" ShapeID="_x0000_i1068" DrawAspect="Content" ObjectID="_1839840087" r:id="rId88"/>
+          <o:OLEObject Type="Embed" ProgID="Equation.DSMT4" ShapeID="_x0000_i1068" DrawAspect="Content" ObjectID="_1840818093" r:id="rId88"/>
         </w:object>
       </w:r>
     </w:p>
@@ -19956,10 +19955,10 @@
           <w:szCs w:val="21"/>
         </w:rPr>
         <w:object w:dxaOrig="920" w:dyaOrig="540" w14:anchorId="2A808C5C">
-          <v:shape id="_x0000_i1069" type="#_x0000_t75" style="width:46.05pt;height:26.9pt" o:ole="">
+          <v:shape id="_x0000_i1069" type="#_x0000_t75" style="width:45.95pt;height:27.15pt" o:ole="">
             <v:imagedata r:id="rId76" o:title=""/>
           </v:shape>
-          <o:OLEObject Type="Embed" ProgID="Equation.DSMT4" ShapeID="_x0000_i1069" DrawAspect="Content" ObjectID="_1839840088" r:id="rId89"/>
+          <o:OLEObject Type="Embed" ProgID="Equation.DSMT4" ShapeID="_x0000_i1069" DrawAspect="Content" ObjectID="_1840818094" r:id="rId89"/>
         </w:object>
       </w:r>
       <w:r>
@@ -20376,14 +20375,16 @@
           <w:rFonts w:ascii="Times New Roman" w:hAnsi="Times New Roman"/>
           <w:sz w:val="18"/>
           <w:szCs w:val="18"/>
-        </w:rPr>
-      </w:pPr>
-      <w:r>
-        <w:rPr>
-          <w:rFonts w:ascii="Times New Roman" w:hAnsi="Times New Roman"/>
-          <w:color w:val="000000"/>
-          <w:sz w:val="18"/>
-          <w:szCs w:val="18"/>
+          <w:lang w:val="pt-BR"/>
+        </w:rPr>
+      </w:pPr>
+      <w:r>
+        <w:rPr>
+          <w:rFonts w:ascii="Times New Roman" w:hAnsi="Times New Roman"/>
+          <w:color w:val="000000"/>
+          <w:sz w:val="18"/>
+          <w:szCs w:val="18"/>
+          <w:lang w:val="pt-BR"/>
         </w:rPr>
         <w:t>x=(Xk*exp(j*2*pi/N).^(n'*k))/N;</w:t>
       </w:r>
@@ -20395,14 +20396,16 @@
           <w:rFonts w:ascii="Times New Roman" w:hAnsi="Times New Roman"/>
           <w:sz w:val="18"/>
           <w:szCs w:val="18"/>
-        </w:rPr>
-      </w:pPr>
-      <w:r>
-        <w:rPr>
-          <w:rFonts w:ascii="Times New Roman" w:hAnsi="Times New Roman"/>
-          <w:color w:val="000000"/>
-          <w:sz w:val="18"/>
-          <w:szCs w:val="18"/>
+          <w:lang w:val="pt-BR"/>
+        </w:rPr>
+      </w:pPr>
+      <w:r>
+        <w:rPr>
+          <w:rFonts w:ascii="Times New Roman" w:hAnsi="Times New Roman"/>
+          <w:color w:val="000000"/>
+          <w:sz w:val="18"/>
+          <w:szCs w:val="18"/>
+          <w:lang w:val="pt-BR"/>
         </w:rPr>
         <w:t>subplot(2,2,1);stem(n,xn);</w:t>
       </w:r>
@@ -20414,14 +20417,16 @@
           <w:rFonts w:ascii="Times New Roman" w:hAnsi="Times New Roman"/>
           <w:sz w:val="18"/>
           <w:szCs w:val="18"/>
-        </w:rPr>
-      </w:pPr>
-      <w:r>
-        <w:rPr>
-          <w:rFonts w:ascii="Times New Roman" w:hAnsi="Times New Roman"/>
-          <w:color w:val="000000"/>
-          <w:sz w:val="18"/>
-          <w:szCs w:val="18"/>
+          <w:lang w:val="pt-BR"/>
+        </w:rPr>
+      </w:pPr>
+      <w:r>
+        <w:rPr>
+          <w:rFonts w:ascii="Times New Roman" w:hAnsi="Times New Roman"/>
+          <w:color w:val="000000"/>
+          <w:sz w:val="18"/>
+          <w:szCs w:val="18"/>
+          <w:lang w:val="pt-BR"/>
         </w:rPr>
         <w:t>title(</w:t>
       </w:r>
@@ -20431,6 +20436,7 @@
           <w:color w:val="A020F0"/>
           <w:sz w:val="18"/>
           <w:szCs w:val="18"/>
+          <w:lang w:val="pt-BR"/>
         </w:rPr>
         <w:t>'x(n)'</w:t>
       </w:r>
@@ -20440,6 +20446,7 @@
           <w:color w:val="000000"/>
           <w:sz w:val="18"/>
           <w:szCs w:val="18"/>
+          <w:lang w:val="pt-BR"/>
         </w:rPr>
         <w:t>);axis([-1,N,1.1*min(xn),1.1*max(xn)]);</w:t>
       </w:r>
@@ -20976,10 +20983,10 @@
           <w:position w:val="-30"/>
         </w:rPr>
         <w:object w:dxaOrig="2025" w:dyaOrig="720" w14:anchorId="2A23A9B9">
-          <v:shape id="_x0000_i1070" type="#_x0000_t75" style="width:101.15pt;height:36pt" o:ole="">
+          <v:shape id="_x0000_i1070" type="#_x0000_t75" style="width:101.35pt;height:36pt" o:ole="">
             <v:imagedata r:id="rId91" o:title=""/>
           </v:shape>
-          <o:OLEObject Type="Embed" ProgID="Equation.3" ShapeID="_x0000_i1070" DrawAspect="Content" ObjectID="_1839840089" r:id="rId92"/>
+          <o:OLEObject Type="Embed" ProgID="Equation.3" ShapeID="_x0000_i1070" DrawAspect="Content" ObjectID="_1840818095" r:id="rId92"/>
         </w:object>
       </w:r>
       <w:r>
@@ -21086,12 +21093,14 @@
         <w:rPr>
           <w:rFonts w:ascii="Times New Roman" w:hAnsi="Times New Roman"/>
           <w:color w:val="000000"/>
-        </w:rPr>
-      </w:pPr>
-      <w:r>
-        <w:rPr>
-          <w:rFonts w:ascii="Times New Roman" w:hAnsi="Times New Roman"/>
-          <w:color w:val="000000"/>
+          <w:lang w:val="pt-BR"/>
+        </w:rPr>
+      </w:pPr>
+      <w:r>
+        <w:rPr>
+          <w:rFonts w:ascii="Times New Roman" w:hAnsi="Times New Roman"/>
+          <w:color w:val="000000"/>
+          <w:lang w:val="pt-BR"/>
         </w:rPr>
         <w:t>n=[0:1:N-1];</w:t>
       </w:r>
@@ -21139,12 +21148,14 @@
         <w:rPr>
           <w:rFonts w:ascii="Times New Roman" w:hAnsi="Times New Roman"/>
           <w:color w:val="000000"/>
-        </w:rPr>
-      </w:pPr>
-      <w:r>
-        <w:rPr>
-          <w:rFonts w:ascii="Times New Roman" w:hAnsi="Times New Roman"/>
-          <w:color w:val="000000"/>
+          <w:lang w:val="pt-BR"/>
+        </w:rPr>
+      </w:pPr>
+      <w:r>
+        <w:rPr>
+          <w:rFonts w:ascii="Times New Roman" w:hAnsi="Times New Roman"/>
+          <w:color w:val="000000"/>
+          <w:lang w:val="pt-BR"/>
         </w:rPr>
         <w:t>k=[0:1:N-1];</w:t>
       </w:r>
@@ -21192,12 +21203,14 @@
         <w:rPr>
           <w:rFonts w:ascii="Times New Roman" w:hAnsi="Times New Roman"/>
           <w:color w:val="000000"/>
-        </w:rPr>
-      </w:pPr>
-      <w:r>
-        <w:rPr>
-          <w:rFonts w:ascii="Times New Roman" w:hAnsi="Times New Roman"/>
-          <w:color w:val="000000"/>
+          <w:lang w:val="pt-BR"/>
+        </w:rPr>
+      </w:pPr>
+      <w:r>
+        <w:rPr>
+          <w:rFonts w:ascii="Times New Roman" w:hAnsi="Times New Roman"/>
+          <w:color w:val="000000"/>
+          <w:lang w:val="pt-BR"/>
         </w:rPr>
         <w:t>WN=exp(-j*2*pi/N);</w:t>
       </w:r>
@@ -21464,10 +21477,10 @@
           <w:position w:val="-30"/>
         </w:rPr>
         <w:object w:dxaOrig="2400" w:dyaOrig="720" w14:anchorId="3532DF3F">
-          <v:shape id="_x0000_i1071" type="#_x0000_t75" style="width:119.85pt;height:36pt" o:ole="">
+          <v:shape id="_x0000_i1071" type="#_x0000_t75" style="width:119.65pt;height:36pt" o:ole="">
             <v:imagedata r:id="rId93" o:title=""/>
           </v:shape>
-          <o:OLEObject Type="Embed" ProgID="Equation.3" ShapeID="_x0000_i1071" DrawAspect="Content" ObjectID="_1839840090" r:id="rId94"/>
+          <o:OLEObject Type="Embed" ProgID="Equation.3" ShapeID="_x0000_i1071" DrawAspect="Content" ObjectID="_1840818096" r:id="rId94"/>
         </w:object>
       </w:r>
     </w:p>
@@ -21567,12 +21580,14 @@
         <w:rPr>
           <w:rFonts w:ascii="Times New Roman" w:hAnsi="Times New Roman"/>
           <w:color w:val="000000"/>
-        </w:rPr>
-      </w:pPr>
-      <w:r>
-        <w:rPr>
-          <w:rFonts w:ascii="Times New Roman" w:hAnsi="Times New Roman"/>
-          <w:color w:val="000000"/>
+          <w:lang w:val="pt-BR"/>
+        </w:rPr>
+      </w:pPr>
+      <w:r>
+        <w:rPr>
+          <w:rFonts w:ascii="Times New Roman" w:hAnsi="Times New Roman"/>
+          <w:color w:val="000000"/>
+          <w:lang w:val="pt-BR"/>
         </w:rPr>
         <w:t>n=[0:1:N-1];</w:t>
       </w:r>
@@ -21620,12 +21635,14 @@
         <w:rPr>
           <w:rFonts w:ascii="Times New Roman" w:hAnsi="Times New Roman"/>
           <w:color w:val="000000"/>
-        </w:rPr>
-      </w:pPr>
-      <w:r>
-        <w:rPr>
-          <w:rFonts w:ascii="Times New Roman" w:hAnsi="Times New Roman"/>
-          <w:color w:val="000000"/>
+          <w:lang w:val="pt-BR"/>
+        </w:rPr>
+      </w:pPr>
+      <w:r>
+        <w:rPr>
+          <w:rFonts w:ascii="Times New Roman" w:hAnsi="Times New Roman"/>
+          <w:color w:val="000000"/>
+          <w:lang w:val="pt-BR"/>
         </w:rPr>
         <w:t>k=[0:1:N-1];</w:t>
       </w:r>
@@ -21673,12 +21690,14 @@
         <w:rPr>
           <w:rFonts w:ascii="Times New Roman" w:hAnsi="Times New Roman"/>
           <w:color w:val="000000"/>
-        </w:rPr>
-      </w:pPr>
-      <w:r>
-        <w:rPr>
-          <w:rFonts w:ascii="Times New Roman" w:hAnsi="Times New Roman"/>
-          <w:color w:val="000000"/>
+          <w:lang w:val="pt-BR"/>
+        </w:rPr>
+      </w:pPr>
+      <w:r>
+        <w:rPr>
+          <w:rFonts w:ascii="Times New Roman" w:hAnsi="Times New Roman"/>
+          <w:color w:val="000000"/>
+          <w:lang w:val="pt-BR"/>
         </w:rPr>
         <w:t>WN=exp(-j*2*pi/N);</w:t>
       </w:r>
@@ -22141,10 +22160,10 @@
           <w:szCs w:val="21"/>
         </w:rPr>
         <w:object w:dxaOrig="499" w:dyaOrig="380" w14:anchorId="7BAB40D6">
-          <v:shape id="_x0000_i1072" type="#_x0000_t75" style="width:25.05pt;height:19.15pt" o:ole="">
+          <v:shape id="_x0000_i1072" type="#_x0000_t75" style="width:24.9pt;height:19.4pt" o:ole="">
             <v:imagedata r:id="rId95" o:title=""/>
           </v:shape>
-          <o:OLEObject Type="Embed" ProgID="Equation.DSMT4" ShapeID="_x0000_i1072" DrawAspect="Content" ObjectID="_1839840091" r:id="rId96"/>
+          <o:OLEObject Type="Embed" ProgID="Equation.DSMT4" ShapeID="_x0000_i1072" DrawAspect="Content" ObjectID="_1840818097" r:id="rId96"/>
         </w:object>
       </w:r>
       <w:r>
@@ -22190,10 +22209,10 @@
           <w:szCs w:val="21"/>
         </w:rPr>
         <w:object w:dxaOrig="480" w:dyaOrig="380" w14:anchorId="73E3407C">
-          <v:shape id="_x0000_i1073" type="#_x0000_t75" style="width:24.15pt;height:19.15pt" o:ole="">
+          <v:shape id="_x0000_i1073" type="#_x0000_t75" style="width:24.35pt;height:19.4pt" o:ole="">
             <v:imagedata r:id="rId97" o:title=""/>
           </v:shape>
-          <o:OLEObject Type="Embed" ProgID="Equation.DSMT4" ShapeID="_x0000_i1073" DrawAspect="Content" ObjectID="_1839840092" r:id="rId98"/>
+          <o:OLEObject Type="Embed" ProgID="Equation.DSMT4" ShapeID="_x0000_i1073" DrawAspect="Content" ObjectID="_1840818098" r:id="rId98"/>
         </w:object>
       </w:r>
       <w:r>
@@ -22402,10 +22421,10 @@
           <w:szCs w:val="21"/>
         </w:rPr>
         <w:object w:dxaOrig="620" w:dyaOrig="480" w14:anchorId="702DC0DE">
-          <v:shape id="_x0000_i1074" type="#_x0000_t75" style="width:31pt;height:24.15pt" o:ole="">
+          <v:shape id="_x0000_i1074" type="#_x0000_t75" style="width:31pt;height:24.35pt" o:ole="">
             <v:imagedata r:id="rId99" o:title=""/>
           </v:shape>
-          <o:OLEObject Type="Embed" ProgID="Equation.DSMT4" ShapeID="_x0000_i1074" DrawAspect="Content" ObjectID="_1839840093" r:id="rId100"/>
+          <o:OLEObject Type="Embed" ProgID="Equation.DSMT4" ShapeID="_x0000_i1074" DrawAspect="Content" ObjectID="_1840818099" r:id="rId100"/>
         </w:object>
       </w:r>
       <w:r>
@@ -22428,10 +22447,10 @@
           <w:szCs w:val="21"/>
         </w:rPr>
         <w:object w:dxaOrig="620" w:dyaOrig="480" w14:anchorId="264CED2D">
-          <v:shape id="_x0000_i1075" type="#_x0000_t75" style="width:31pt;height:24.15pt" o:ole="">
+          <v:shape id="_x0000_i1075" type="#_x0000_t75" style="width:31pt;height:24.35pt" o:ole="">
             <v:imagedata r:id="rId99" o:title=""/>
           </v:shape>
-          <o:OLEObject Type="Embed" ProgID="Equation.DSMT4" ShapeID="_x0000_i1075" DrawAspect="Content" ObjectID="_1839840094" r:id="rId101"/>
+          <o:OLEObject Type="Embed" ProgID="Equation.DSMT4" ShapeID="_x0000_i1075" DrawAspect="Content" ObjectID="_1840818100" r:id="rId101"/>
         </w:object>
       </w:r>
       <w:r>
@@ -22803,10 +22822,10 @@
           <w:szCs w:val="21"/>
         </w:rPr>
         <w:object w:dxaOrig="499" w:dyaOrig="380" w14:anchorId="703399CE">
-          <v:shape id="_x0000_i1076" type="#_x0000_t75" style="width:25.05pt;height:19.15pt" o:ole="">
+          <v:shape id="_x0000_i1076" type="#_x0000_t75" style="width:24.9pt;height:19.4pt" o:ole="">
             <v:imagedata r:id="rId102" o:title=""/>
           </v:shape>
-          <o:OLEObject Type="Embed" ProgID="Equation.DSMT4" ShapeID="_x0000_i1076" DrawAspect="Content" ObjectID="_1839840095" r:id="rId103"/>
+          <o:OLEObject Type="Embed" ProgID="Equation.DSMT4" ShapeID="_x0000_i1076" DrawAspect="Content" ObjectID="_1840818101" r:id="rId103"/>
         </w:object>
       </w:r>
       <w:r>
@@ -22822,10 +22841,10 @@
           <w:szCs w:val="21"/>
         </w:rPr>
         <w:object w:dxaOrig="499" w:dyaOrig="380" w14:anchorId="06A07876">
-          <v:shape id="_x0000_i1077" type="#_x0000_t75" style="width:25.05pt;height:19.15pt" o:ole="">
+          <v:shape id="_x0000_i1077" type="#_x0000_t75" style="width:24.9pt;height:19.4pt" o:ole="">
             <v:imagedata r:id="rId102" o:title=""/>
           </v:shape>
-          <o:OLEObject Type="Embed" ProgID="Equation.DSMT4" ShapeID="_x0000_i1077" DrawAspect="Content" ObjectID="_1839840096" r:id="rId104"/>
+          <o:OLEObject Type="Embed" ProgID="Equation.DSMT4" ShapeID="_x0000_i1077" DrawAspect="Content" ObjectID="_1840818102" r:id="rId104"/>
         </w:object>
       </w:r>
       <w:r>
@@ -23098,10 +23117,10 @@
           <w:szCs w:val="21"/>
         </w:rPr>
         <w:object w:dxaOrig="3200" w:dyaOrig="680" w14:anchorId="0D589F8B">
-          <v:shape id="_x0000_i1078" type="#_x0000_t75" style="width:159.95pt;height:34.2pt" o:ole="">
+          <v:shape id="_x0000_i1078" type="#_x0000_t75" style="width:160.05pt;height:34.35pt" o:ole="">
             <v:imagedata r:id="rId106" o:title=""/>
           </v:shape>
-          <o:OLEObject Type="Embed" ProgID="Equation.DSMT4" ShapeID="_x0000_i1078" DrawAspect="Content" ObjectID="_1839840097" r:id="rId107"/>
+          <o:OLEObject Type="Embed" ProgID="Equation.DSMT4" ShapeID="_x0000_i1078" DrawAspect="Content" ObjectID="_1840818103" r:id="rId107"/>
         </w:object>
       </w:r>
     </w:p>
@@ -23120,10 +23139,10 @@
           <w:szCs w:val="21"/>
         </w:rPr>
         <w:object w:dxaOrig="4000" w:dyaOrig="620" w14:anchorId="1BED540A">
-          <v:shape id="_x0000_i1079" type="#_x0000_t75" style="width:200.05pt;height:31pt" o:ole="">
+          <v:shape id="_x0000_i1079" type="#_x0000_t75" style="width:199.95pt;height:31pt" o:ole="">
             <v:imagedata r:id="rId108" o:title=""/>
           </v:shape>
-          <o:OLEObject Type="Embed" ProgID="Equation.DSMT4" ShapeID="_x0000_i1079" DrawAspect="Content" ObjectID="_1839840098" r:id="rId109"/>
+          <o:OLEObject Type="Embed" ProgID="Equation.DSMT4" ShapeID="_x0000_i1079" DrawAspect="Content" ObjectID="_1840818104" r:id="rId109"/>
         </w:object>
       </w:r>
     </w:p>
@@ -23148,10 +23167,10 @@
           <w:szCs w:val="21"/>
         </w:rPr>
         <w:object w:dxaOrig="700" w:dyaOrig="360" w14:anchorId="7ABDD47A">
-          <v:shape id="_x0000_i1080" type="#_x0000_t75" style="width:35.1pt;height:18.7pt" o:ole="">
+          <v:shape id="_x0000_i1080" type="#_x0000_t75" style="width:34.9pt;height:18.85pt" o:ole="">
             <v:imagedata r:id="rId110" o:title=""/>
           </v:shape>
-          <o:OLEObject Type="Embed" ProgID="Equation.DSMT4" ShapeID="_x0000_i1080" DrawAspect="Content" ObjectID="_1839840099" r:id="rId111"/>
+          <o:OLEObject Type="Embed" ProgID="Equation.DSMT4" ShapeID="_x0000_i1080" DrawAspect="Content" ObjectID="_1840818105" r:id="rId111"/>
         </w:object>
       </w:r>
       <w:r>
@@ -23167,10 +23186,10 @@
           <w:szCs w:val="21"/>
         </w:rPr>
         <w:object w:dxaOrig="2000" w:dyaOrig="440" w14:anchorId="5F8D4C25">
-          <v:shape id="_x0000_i1081" type="#_x0000_t75" style="width:99.8pt;height:21.85pt" o:ole="">
+          <v:shape id="_x0000_i1081" type="#_x0000_t75" style="width:99.7pt;height:21.6pt" o:ole="">
             <v:imagedata r:id="rId112" o:title=""/>
           </v:shape>
-          <o:OLEObject Type="Embed" ProgID="Equation.DSMT4" ShapeID="_x0000_i1081" DrawAspect="Content" ObjectID="_1839840100" r:id="rId113"/>
+          <o:OLEObject Type="Embed" ProgID="Equation.DSMT4" ShapeID="_x0000_i1081" DrawAspect="Content" ObjectID="_1840818106" r:id="rId113"/>
         </w:object>
       </w:r>
       <w:r>
@@ -23186,10 +23205,10 @@
           <w:szCs w:val="21"/>
         </w:rPr>
         <w:object w:dxaOrig="760" w:dyaOrig="440" w14:anchorId="4AAF2326">
-          <v:shape id="_x0000_i1082" type="#_x0000_t75" style="width:37.8pt;height:21.85pt" o:ole="">
+          <v:shape id="_x0000_i1082" type="#_x0000_t75" style="width:37.65pt;height:21.6pt" o:ole="">
             <v:imagedata r:id="rId114" o:title=""/>
           </v:shape>
-          <o:OLEObject Type="Embed" ProgID="Equation.DSMT4" ShapeID="_x0000_i1082" DrawAspect="Content" ObjectID="_1839840101" r:id="rId115"/>
+          <o:OLEObject Type="Embed" ProgID="Equation.DSMT4" ShapeID="_x0000_i1082" DrawAspect="Content" ObjectID="_1840818107" r:id="rId115"/>
         </w:object>
       </w:r>
       <w:r>
@@ -23220,10 +23239,10 @@
           <w:szCs w:val="21"/>
         </w:rPr>
         <w:object w:dxaOrig="499" w:dyaOrig="320" w14:anchorId="3BE43E60">
-          <v:shape id="_x0000_i1083" type="#_x0000_t75" style="width:25.05pt;height:15.95pt" o:ole="">
+          <v:shape id="_x0000_i1083" type="#_x0000_t75" style="width:24.9pt;height:16.05pt" o:ole="">
             <v:imagedata r:id="rId116" o:title=""/>
           </v:shape>
-          <o:OLEObject Type="Embed" ProgID="Equation.DSMT4" ShapeID="_x0000_i1083" DrawAspect="Content" ObjectID="_1839840102" r:id="rId117"/>
+          <o:OLEObject Type="Embed" ProgID="Equation.DSMT4" ShapeID="_x0000_i1083" DrawAspect="Content" ObjectID="_1840818108" r:id="rId117"/>
         </w:object>
       </w:r>
       <w:r>
@@ -23291,10 +23310,10 @@
           <w:szCs w:val="21"/>
         </w:rPr>
         <w:object w:dxaOrig="700" w:dyaOrig="360" w14:anchorId="3E39ACFC">
-          <v:shape id="_x0000_i1084" type="#_x0000_t75" style="width:35.1pt;height:18.7pt" o:ole="">
+          <v:shape id="_x0000_i1084" type="#_x0000_t75" style="width:34.9pt;height:18.85pt" o:ole="">
             <v:imagedata r:id="rId110" o:title=""/>
           </v:shape>
-          <o:OLEObject Type="Embed" ProgID="Equation.DSMT4" ShapeID="_x0000_i1084" DrawAspect="Content" ObjectID="_1839840103" r:id="rId118"/>
+          <o:OLEObject Type="Embed" ProgID="Equation.DSMT4" ShapeID="_x0000_i1084" DrawAspect="Content" ObjectID="_1840818109" r:id="rId118"/>
         </w:object>
       </w:r>
       <w:r>
@@ -23354,10 +23373,10 @@
           <w:szCs w:val="21"/>
         </w:rPr>
         <w:object w:dxaOrig="700" w:dyaOrig="360" w14:anchorId="45AE1DA8">
-          <v:shape id="_x0000_i1085" type="#_x0000_t75" style="width:35.1pt;height:18.7pt" o:ole="">
+          <v:shape id="_x0000_i1085" type="#_x0000_t75" style="width:34.9pt;height:18.85pt" o:ole="">
             <v:imagedata r:id="rId110" o:title=""/>
           </v:shape>
-          <o:OLEObject Type="Embed" ProgID="Equation.DSMT4" ShapeID="_x0000_i1085" DrawAspect="Content" ObjectID="_1839840104" r:id="rId119"/>
+          <o:OLEObject Type="Embed" ProgID="Equation.DSMT4" ShapeID="_x0000_i1085" DrawAspect="Content" ObjectID="_1840818110" r:id="rId119"/>
         </w:object>
       </w:r>
       <w:r>
@@ -23457,10 +23476,10 @@
           <w:szCs w:val="21"/>
         </w:rPr>
         <w:object w:dxaOrig="700" w:dyaOrig="320" w14:anchorId="43B49544">
-          <v:shape id="_x0000_i1086" type="#_x0000_t75" style="width:35.1pt;height:15.95pt" o:ole="">
+          <v:shape id="_x0000_i1086" type="#_x0000_t75" style="width:34.9pt;height:16.05pt" o:ole="">
             <v:imagedata r:id="rId120" o:title=""/>
           </v:shape>
-          <o:OLEObject Type="Embed" ProgID="Equation.DSMT4" ShapeID="_x0000_i1086" DrawAspect="Content" ObjectID="_1839840105" r:id="rId121"/>
+          <o:OLEObject Type="Embed" ProgID="Equation.DSMT4" ShapeID="_x0000_i1086" DrawAspect="Content" ObjectID="_1840818111" r:id="rId121"/>
         </w:object>
       </w:r>
       <w:r>
@@ -23578,10 +23597,10 @@
           <w:szCs w:val="21"/>
         </w:rPr>
         <w:object w:dxaOrig="760" w:dyaOrig="440" w14:anchorId="01CF2660">
-          <v:shape id="_x0000_i1087" type="#_x0000_t75" style="width:37.8pt;height:21.85pt" o:ole="">
+          <v:shape id="_x0000_i1087" type="#_x0000_t75" style="width:37.65pt;height:21.6pt" o:ole="">
             <v:imagedata r:id="rId114" o:title=""/>
           </v:shape>
-          <o:OLEObject Type="Embed" ProgID="Equation.DSMT4" ShapeID="_x0000_i1087" DrawAspect="Content" ObjectID="_1839840106" r:id="rId122"/>
+          <o:OLEObject Type="Embed" ProgID="Equation.DSMT4" ShapeID="_x0000_i1087" DrawAspect="Content" ObjectID="_1840818112" r:id="rId122"/>
         </w:object>
       </w:r>
       <w:r>
@@ -23597,10 +23616,10 @@
           <w:szCs w:val="21"/>
         </w:rPr>
         <w:object w:dxaOrig="499" w:dyaOrig="320" w14:anchorId="02FFEE18">
-          <v:shape id="_x0000_i1088" type="#_x0000_t75" style="width:25.05pt;height:15.95pt" o:ole="">
+          <v:shape id="_x0000_i1088" type="#_x0000_t75" style="width:24.9pt;height:16.05pt" o:ole="">
             <v:imagedata r:id="rId116" o:title=""/>
           </v:shape>
-          <o:OLEObject Type="Embed" ProgID="Equation.DSMT4" ShapeID="_x0000_i1088" DrawAspect="Content" ObjectID="_1839840107" r:id="rId123"/>
+          <o:OLEObject Type="Embed" ProgID="Equation.DSMT4" ShapeID="_x0000_i1088" DrawAspect="Content" ObjectID="_1840818113" r:id="rId123"/>
         </w:object>
       </w:r>
       <w:r>
@@ -24091,10 +24110,10 @@
           <w:szCs w:val="21"/>
         </w:rPr>
         <w:object w:dxaOrig="700" w:dyaOrig="360" w14:anchorId="5AB0A3B1">
-          <v:shape id="_x0000_i1089" type="#_x0000_t75" style="width:35.1pt;height:18.7pt" o:ole="">
+          <v:shape id="_x0000_i1089" type="#_x0000_t75" style="width:34.9pt;height:18.85pt" o:ole="">
             <v:imagedata r:id="rId110" o:title=""/>
           </v:shape>
-          <o:OLEObject Type="Embed" ProgID="Equation.DSMT4" ShapeID="_x0000_i1089" DrawAspect="Content" ObjectID="_1839840108" r:id="rId125"/>
+          <o:OLEObject Type="Embed" ProgID="Equation.DSMT4" ShapeID="_x0000_i1089" DrawAspect="Content" ObjectID="_1840818114" r:id="rId125"/>
         </w:object>
       </w:r>
       <w:r>
@@ -24195,10 +24214,10 @@
           <w:szCs w:val="21"/>
         </w:rPr>
         <w:object w:dxaOrig="700" w:dyaOrig="360" w14:anchorId="4584B2A3">
-          <v:shape id="_x0000_i1090" type="#_x0000_t75" style="width:35.1pt;height:18.7pt" o:ole="">
+          <v:shape id="_x0000_i1090" type="#_x0000_t75" style="width:34.9pt;height:18.85pt" o:ole="">
             <v:imagedata r:id="rId110" o:title=""/>
           </v:shape>
-          <o:OLEObject Type="Embed" ProgID="Equation.DSMT4" ShapeID="_x0000_i1090" DrawAspect="Content" ObjectID="_1839840109" r:id="rId126"/>
+          <o:OLEObject Type="Embed" ProgID="Equation.DSMT4" ShapeID="_x0000_i1090" DrawAspect="Content" ObjectID="_1840818115" r:id="rId126"/>
         </w:object>
       </w:r>
       <w:r>
@@ -24321,10 +24340,10 @@
           <w:szCs w:val="21"/>
         </w:rPr>
         <w:object w:dxaOrig="760" w:dyaOrig="440" w14:anchorId="0EC6024A">
-          <v:shape id="_x0000_i1091" type="#_x0000_t75" style="width:37.8pt;height:21.85pt" o:ole="">
+          <v:shape id="_x0000_i1091" type="#_x0000_t75" style="width:37.65pt;height:21.6pt" o:ole="">
             <v:imagedata r:id="rId114" o:title=""/>
           </v:shape>
-          <o:OLEObject Type="Embed" ProgID="Equation.DSMT4" ShapeID="_x0000_i1091" DrawAspect="Content" ObjectID="_1839840110" r:id="rId127"/>
+          <o:OLEObject Type="Embed" ProgID="Equation.DSMT4" ShapeID="_x0000_i1091" DrawAspect="Content" ObjectID="_1840818116" r:id="rId127"/>
         </w:object>
       </w:r>
       <w:r>
@@ -24340,10 +24359,10 @@
           <w:szCs w:val="21"/>
         </w:rPr>
         <w:object w:dxaOrig="499" w:dyaOrig="320" w14:anchorId="5D529A03">
-          <v:shape id="_x0000_i1092" type="#_x0000_t75" style="width:25.05pt;height:15.95pt" o:ole="">
+          <v:shape id="_x0000_i1092" type="#_x0000_t75" style="width:24.9pt;height:16.05pt" o:ole="">
             <v:imagedata r:id="rId116" o:title=""/>
           </v:shape>
-          <o:OLEObject Type="Embed" ProgID="Equation.DSMT4" ShapeID="_x0000_i1092" DrawAspect="Content" ObjectID="_1839840111" r:id="rId128"/>
+          <o:OLEObject Type="Embed" ProgID="Equation.DSMT4" ShapeID="_x0000_i1092" DrawAspect="Content" ObjectID="_1840818117" r:id="rId128"/>
         </w:object>
       </w:r>
       <w:r>
@@ -24373,10 +24392,10 @@
           <w:szCs w:val="21"/>
         </w:rPr>
         <w:object w:dxaOrig="620" w:dyaOrig="320" w14:anchorId="44EB49B8">
-          <v:shape id="_x0000_i1093" type="#_x0000_t75" style="width:31pt;height:15.95pt" o:ole="">
+          <v:shape id="_x0000_i1093" type="#_x0000_t75" style="width:31pt;height:16.05pt" o:ole="">
             <v:imagedata r:id="rId129" o:title=""/>
           </v:shape>
-          <o:OLEObject Type="Embed" ProgID="Equation.DSMT4" ShapeID="_x0000_i1093" DrawAspect="Content" ObjectID="_1839840112" r:id="rId130"/>
+          <o:OLEObject Type="Embed" ProgID="Equation.DSMT4" ShapeID="_x0000_i1093" DrawAspect="Content" ObjectID="_1840818118" r:id="rId130"/>
         </w:object>
       </w:r>
       <w:r>
@@ -24473,16 +24492,135 @@
         <w:ind w:firstLineChars="200" w:firstLine="420"/>
         <w:rPr>
           <w:szCs w:val="21"/>
+        </w:rPr>
+      </w:pPr>
+      <w:r>
+        <w:rPr>
+          <w:rFonts w:hint="eastAsia"/>
+          <w:szCs w:val="21"/>
           <w:lang w:val="pt-BR"/>
         </w:rPr>
-      </w:pPr>
-      <w:r>
-        <w:rPr>
-          <w:rFonts w:hint="eastAsia"/>
-          <w:szCs w:val="21"/>
+        <w:t>程序清单如下</w:t>
+      </w:r>
+      <w:r>
+        <w:rPr>
+          <w:rFonts w:hint="eastAsia"/>
+          <w:szCs w:val="21"/>
+        </w:rPr>
+        <w:t>：</w:t>
+      </w:r>
+    </w:p>
+    <w:p>
+      <w:pPr>
+        <w:jc w:val="left"/>
+        <w:rPr>
+          <w:rFonts w:ascii="Times New Roman" w:hAnsi="Times New Roman"/>
+          <w:sz w:val="24"/>
+        </w:rPr>
+      </w:pPr>
+      <w:r>
+        <w:rPr>
+          <w:rFonts w:ascii="Times New Roman" w:hAnsi="Times New Roman"/>
+          <w:color w:val="000000"/>
+          <w:sz w:val="20"/>
+        </w:rPr>
+        <w:t>N=100</w:t>
+      </w:r>
+    </w:p>
+    <w:p>
+      <w:pPr>
+        <w:jc w:val="left"/>
+        <w:rPr>
+          <w:rFonts w:ascii="Times New Roman" w:hAnsi="Times New Roman"/>
+          <w:sz w:val="24"/>
+        </w:rPr>
+      </w:pPr>
+      <w:r>
+        <w:rPr>
+          <w:rFonts w:ascii="Times New Roman" w:hAnsi="Times New Roman"/>
+          <w:color w:val="000000"/>
+          <w:sz w:val="20"/>
+        </w:rPr>
+        <w:t>xn=[0,1,2,3,4,5,6,7,zeros(1,N-8)];</w:t>
+      </w:r>
+    </w:p>
+    <w:p>
+      <w:pPr>
+        <w:jc w:val="left"/>
+        <w:rPr>
+          <w:rFonts w:ascii="Times New Roman" w:hAnsi="Times New Roman"/>
+          <w:sz w:val="24"/>
+        </w:rPr>
+      </w:pPr>
+      <w:r>
+        <w:rPr>
+          <w:rFonts w:ascii="Times New Roman" w:hAnsi="Times New Roman"/>
+          <w:color w:val="000000"/>
+          <w:sz w:val="20"/>
+        </w:rPr>
+        <w:t>n=0:N-1;</w:t>
+      </w:r>
+    </w:p>
+    <w:p>
+      <w:pPr>
+        <w:jc w:val="left"/>
+        <w:rPr>
+          <w:rFonts w:ascii="Times New Roman" w:hAnsi="Times New Roman"/>
+          <w:sz w:val="24"/>
+        </w:rPr>
+      </w:pPr>
+      <w:r>
+        <w:rPr>
+          <w:rFonts w:ascii="Times New Roman" w:hAnsi="Times New Roman"/>
+          <w:color w:val="000000"/>
+          <w:sz w:val="20"/>
+        </w:rPr>
+        <w:t>k=0:N-1;</w:t>
+      </w:r>
+    </w:p>
+    <w:p>
+      <w:pPr>
+        <w:jc w:val="left"/>
+        <w:rPr>
+          <w:rFonts w:ascii="Times New Roman" w:hAnsi="Times New Roman"/>
+          <w:sz w:val="24"/>
+        </w:rPr>
+      </w:pPr>
+      <w:r>
+        <w:rPr>
+          <w:rFonts w:ascii="Times New Roman" w:hAnsi="Times New Roman"/>
+          <w:color w:val="000000"/>
+          <w:sz w:val="20"/>
+        </w:rPr>
+        <w:t>Xk=xn*exp(-j*2*pi/N).^(n'*k);</w:t>
+      </w:r>
+    </w:p>
+    <w:p>
+      <w:pPr>
+        <w:jc w:val="left"/>
+        <w:rPr>
+          <w:rFonts w:ascii="Times New Roman" w:hAnsi="Times New Roman"/>
+          <w:sz w:val="24"/>
           <w:lang w:val="pt-BR"/>
         </w:rPr>
-        <w:t>程序清单如下：</w:t>
+      </w:pPr>
+      <w:r>
+        <w:rPr>
+          <w:rFonts w:ascii="Times New Roman" w:hAnsi="Times New Roman"/>
+          <w:color w:val="000000"/>
+          <w:sz w:val="20"/>
+          <w:lang w:val="pt-BR"/>
+        </w:rPr>
+        <w:t>x=(Xk*exp(j*2*pi/N).^(n'*k))/N;</w:t>
+      </w:r>
+      <w:r>
+        <w:rPr>
+          <w:rFonts w:hint="eastAsia"/>
+          <w:color w:val="000000"/>
+          <w:sz w:val="20"/>
+          <w:lang w:val="pt-BR"/>
+        </w:rPr>
+        <w:t xml:space="preserve">  %DFT</w:t>
       </w:r>
     </w:p>
     <w:p>
@@ -24491,6 +24629,7 @@
         <w:rPr>
           <w:rFonts w:ascii="Times New Roman" w:hAnsi="Times New Roman"/>
           <w:sz w:val="24"/>
+          <w:lang w:val="pt-BR"/>
         </w:rPr>
       </w:pPr>
       <w:r>
@@ -24498,8 +24637,9 @@
           <w:rFonts w:ascii="Times New Roman" w:hAnsi="Times New Roman"/>
           <w:color w:val="000000"/>
           <w:sz w:val="20"/>
-        </w:rPr>
-        <w:t>N=100</w:t>
+          <w:lang w:val="pt-BR"/>
+        </w:rPr>
+        <w:t>subplot(2,2,1);stem(n,xn);</w:t>
       </w:r>
     </w:p>
     <w:p>
@@ -24508,6 +24648,7 @@
         <w:rPr>
           <w:rFonts w:ascii="Times New Roman" w:hAnsi="Times New Roman"/>
           <w:sz w:val="24"/>
+          <w:lang w:val="pt-BR"/>
         </w:rPr>
       </w:pPr>
       <w:r>
@@ -24515,116 +24656,7 @@
           <w:rFonts w:ascii="Times New Roman" w:hAnsi="Times New Roman"/>
           <w:color w:val="000000"/>
           <w:sz w:val="20"/>
-        </w:rPr>
-        <w:t>xn=[0,1,2,3,4,5,6,7,zeros(1,N-8)];</w:t>
-      </w:r>
-    </w:p>
-    <w:p>
-      <w:pPr>
-        <w:jc w:val="left"/>
-        <w:rPr>
-          <w:rFonts w:ascii="Times New Roman" w:hAnsi="Times New Roman"/>
-          <w:sz w:val="24"/>
-        </w:rPr>
-      </w:pPr>
-      <w:r>
-        <w:rPr>
-          <w:rFonts w:ascii="Times New Roman" w:hAnsi="Times New Roman"/>
-          <w:color w:val="000000"/>
-          <w:sz w:val="20"/>
-        </w:rPr>
-        <w:t>n=0:N-1;</w:t>
-      </w:r>
-    </w:p>
-    <w:p>
-      <w:pPr>
-        <w:jc w:val="left"/>
-        <w:rPr>
-          <w:rFonts w:ascii="Times New Roman" w:hAnsi="Times New Roman"/>
-          <w:sz w:val="24"/>
-        </w:rPr>
-      </w:pPr>
-      <w:r>
-        <w:rPr>
-          <w:rFonts w:ascii="Times New Roman" w:hAnsi="Times New Roman"/>
-          <w:color w:val="000000"/>
-          <w:sz w:val="20"/>
-        </w:rPr>
-        <w:t>k=0:N-1;</w:t>
-      </w:r>
-    </w:p>
-    <w:p>
-      <w:pPr>
-        <w:jc w:val="left"/>
-        <w:rPr>
-          <w:rFonts w:ascii="Times New Roman" w:hAnsi="Times New Roman"/>
-          <w:sz w:val="24"/>
-        </w:rPr>
-      </w:pPr>
-      <w:r>
-        <w:rPr>
-          <w:rFonts w:ascii="Times New Roman" w:hAnsi="Times New Roman"/>
-          <w:color w:val="000000"/>
-          <w:sz w:val="20"/>
-        </w:rPr>
-        <w:t>Xk=xn*exp(-j*2*pi/N).^(n'*k);</w:t>
-      </w:r>
-    </w:p>
-    <w:p>
-      <w:pPr>
-        <w:jc w:val="left"/>
-        <w:rPr>
-          <w:rFonts w:ascii="Times New Roman" w:hAnsi="Times New Roman"/>
-          <w:sz w:val="24"/>
-        </w:rPr>
-      </w:pPr>
-      <w:r>
-        <w:rPr>
-          <w:rFonts w:ascii="Times New Roman" w:hAnsi="Times New Roman"/>
-          <w:color w:val="000000"/>
-          <w:sz w:val="20"/>
-        </w:rPr>
-        <w:t>x=(Xk*exp(j*2*pi/N).^(n'*k))/N;</w:t>
-      </w:r>
-      <w:r>
-        <w:rPr>
-          <w:rFonts w:hint="eastAsia"/>
-          <w:color w:val="000000"/>
-          <w:sz w:val="20"/>
-        </w:rPr>
-        <w:t xml:space="preserve">  %DFT</w:t>
-      </w:r>
-    </w:p>
-    <w:p>
-      <w:pPr>
-        <w:jc w:val="left"/>
-        <w:rPr>
-          <w:rFonts w:ascii="Times New Roman" w:hAnsi="Times New Roman"/>
-          <w:sz w:val="24"/>
-        </w:rPr>
-      </w:pPr>
-      <w:r>
-        <w:rPr>
-          <w:rFonts w:ascii="Times New Roman" w:hAnsi="Times New Roman"/>
-          <w:color w:val="000000"/>
-          <w:sz w:val="20"/>
-        </w:rPr>
-        <w:t>subplot(2,2,1);stem(n,xn);</w:t>
-      </w:r>
-    </w:p>
-    <w:p>
-      <w:pPr>
-        <w:jc w:val="left"/>
-        <w:rPr>
-          <w:rFonts w:ascii="Times New Roman" w:hAnsi="Times New Roman"/>
-          <w:sz w:val="24"/>
-        </w:rPr>
-      </w:pPr>
-      <w:r>
-        <w:rPr>
-          <w:rFonts w:ascii="Times New Roman" w:hAnsi="Times New Roman"/>
-          <w:color w:val="000000"/>
-          <w:sz w:val="20"/>
+          <w:lang w:val="pt-BR"/>
         </w:rPr>
         <w:t>title(</w:t>
       </w:r>
@@ -24633,6 +24665,7 @@
           <w:rFonts w:ascii="Times New Roman" w:hAnsi="Times New Roman"/>
           <w:color w:val="A020F0"/>
           <w:sz w:val="20"/>
+          <w:lang w:val="pt-BR"/>
         </w:rPr>
         <w:t>'x(n)'</w:t>
       </w:r>
@@ -24641,6 +24674,7 @@
           <w:rFonts w:ascii="Times New Roman" w:hAnsi="Times New Roman"/>
           <w:color w:val="000000"/>
           <w:sz w:val="20"/>
+          <w:lang w:val="pt-BR"/>
         </w:rPr>
         <w:t>);axis([-1,N,1.1*min(xn),1.1*max(xn)]);</w:t>
       </w:r>
@@ -26421,10 +26455,10 @@
           <w:position w:val="-30"/>
         </w:rPr>
         <w:object w:dxaOrig="2025" w:dyaOrig="720" w14:anchorId="59068372">
-          <v:shape id="_x0000_i1094" type="#_x0000_t75" style="width:101.15pt;height:36pt" o:ole="">
+          <v:shape id="_x0000_i1094" type="#_x0000_t75" style="width:101.35pt;height:36pt" o:ole="">
             <v:imagedata r:id="rId91" o:title=""/>
           </v:shape>
-          <o:OLEObject Type="Embed" ProgID="Equation.3" ShapeID="_x0000_i1094" DrawAspect="Content" ObjectID="_1839840113" r:id="rId132"/>
+          <o:OLEObject Type="Embed" ProgID="Equation.3" ShapeID="_x0000_i1094" DrawAspect="Content" ObjectID="_1840818119" r:id="rId132"/>
         </w:object>
       </w:r>
       <w:r>
@@ -26531,12 +26565,14 @@
         <w:rPr>
           <w:rFonts w:ascii="Times New Roman" w:hAnsi="Times New Roman"/>
           <w:color w:val="000000"/>
-        </w:rPr>
-      </w:pPr>
-      <w:r>
-        <w:rPr>
-          <w:rFonts w:ascii="Times New Roman" w:hAnsi="Times New Roman"/>
-          <w:color w:val="000000"/>
+          <w:lang w:val="pt-BR"/>
+        </w:rPr>
+      </w:pPr>
+      <w:r>
+        <w:rPr>
+          <w:rFonts w:ascii="Times New Roman" w:hAnsi="Times New Roman"/>
+          <w:color w:val="000000"/>
+          <w:lang w:val="pt-BR"/>
         </w:rPr>
         <w:t>n=[0:1:N-1];</w:t>
       </w:r>
@@ -26584,12 +26620,14 @@
         <w:rPr>
           <w:rFonts w:ascii="Times New Roman" w:hAnsi="Times New Roman"/>
           <w:color w:val="000000"/>
-        </w:rPr>
-      </w:pPr>
-      <w:r>
-        <w:rPr>
-          <w:rFonts w:ascii="Times New Roman" w:hAnsi="Times New Roman"/>
-          <w:color w:val="000000"/>
+          <w:lang w:val="pt-BR"/>
+        </w:rPr>
+      </w:pPr>
+      <w:r>
+        <w:rPr>
+          <w:rFonts w:ascii="Times New Roman" w:hAnsi="Times New Roman"/>
+          <w:color w:val="000000"/>
+          <w:lang w:val="pt-BR"/>
         </w:rPr>
         <w:t>k=[0:1:N-1];</w:t>
       </w:r>
@@ -26637,12 +26675,14 @@
         <w:rPr>
           <w:rFonts w:ascii="Times New Roman" w:hAnsi="Times New Roman"/>
           <w:color w:val="000000"/>
-        </w:rPr>
-      </w:pPr>
-      <w:r>
-        <w:rPr>
-          <w:rFonts w:ascii="Times New Roman" w:hAnsi="Times New Roman"/>
-          <w:color w:val="000000"/>
+          <w:lang w:val="pt-BR"/>
+        </w:rPr>
+      </w:pPr>
+      <w:r>
+        <w:rPr>
+          <w:rFonts w:ascii="Times New Roman" w:hAnsi="Times New Roman"/>
+          <w:color w:val="000000"/>
+          <w:lang w:val="pt-BR"/>
         </w:rPr>
         <w:t>WN=exp(-j*2*pi/N);</w:t>
       </w:r>
@@ -26893,10 +26933,10 @@
           <w:position w:val="-30"/>
         </w:rPr>
         <w:object w:dxaOrig="2400" w:dyaOrig="720" w14:anchorId="69ED9623">
-          <v:shape id="_x0000_i1095" type="#_x0000_t75" style="width:119.85pt;height:36pt" o:ole="">
+          <v:shape id="_x0000_i1095" type="#_x0000_t75" style="width:119.65pt;height:36pt" o:ole="">
             <v:imagedata r:id="rId93" o:title=""/>
           </v:shape>
-          <o:OLEObject Type="Embed" ProgID="Equation.3" ShapeID="_x0000_i1095" DrawAspect="Content" ObjectID="_1839840114" r:id="rId133"/>
+          <o:OLEObject Type="Embed" ProgID="Equation.3" ShapeID="_x0000_i1095" DrawAspect="Content" ObjectID="_1840818120" r:id="rId133"/>
         </w:object>
       </w:r>
     </w:p>
@@ -26996,12 +27036,14 @@
         <w:rPr>
           <w:rFonts w:ascii="Times New Roman" w:hAnsi="Times New Roman"/>
           <w:color w:val="000000"/>
-        </w:rPr>
-      </w:pPr>
-      <w:r>
-        <w:rPr>
-          <w:rFonts w:ascii="Times New Roman" w:hAnsi="Times New Roman"/>
-          <w:color w:val="000000"/>
+          <w:lang w:val="pt-BR"/>
+        </w:rPr>
+      </w:pPr>
+      <w:r>
+        <w:rPr>
+          <w:rFonts w:ascii="Times New Roman" w:hAnsi="Times New Roman"/>
+          <w:color w:val="000000"/>
+          <w:lang w:val="pt-BR"/>
         </w:rPr>
         <w:t>n=[0:1:N-1];</w:t>
       </w:r>
@@ -27049,12 +27091,14 @@
         <w:rPr>
           <w:rFonts w:ascii="Times New Roman" w:hAnsi="Times New Roman"/>
           <w:color w:val="000000"/>
-        </w:rPr>
-      </w:pPr>
-      <w:r>
-        <w:rPr>
-          <w:rFonts w:ascii="Times New Roman" w:hAnsi="Times New Roman"/>
-          <w:color w:val="000000"/>
+          <w:lang w:val="pt-BR"/>
+        </w:rPr>
+      </w:pPr>
+      <w:r>
+        <w:rPr>
+          <w:rFonts w:ascii="Times New Roman" w:hAnsi="Times New Roman"/>
+          <w:color w:val="000000"/>
+          <w:lang w:val="pt-BR"/>
         </w:rPr>
         <w:t>k=[0:1:N-1];</w:t>
       </w:r>
@@ -27102,12 +27146,14 @@
         <w:rPr>
           <w:rFonts w:ascii="Times New Roman" w:hAnsi="Times New Roman"/>
           <w:color w:val="000000"/>
-        </w:rPr>
-      </w:pPr>
-      <w:r>
-        <w:rPr>
-          <w:rFonts w:ascii="Times New Roman" w:hAnsi="Times New Roman"/>
-          <w:color w:val="000000"/>
+          <w:lang w:val="pt-BR"/>
+        </w:rPr>
+      </w:pPr>
+      <w:r>
+        <w:rPr>
+          <w:rFonts w:ascii="Times New Roman" w:hAnsi="Times New Roman"/>
+          <w:color w:val="000000"/>
+          <w:lang w:val="pt-BR"/>
         </w:rPr>
         <w:t>WN=exp(-j*2*pi/N);</w:t>
       </w:r>
@@ -27609,10 +27655,10 @@
           <w:position w:val="-12"/>
         </w:rPr>
         <w:object w:dxaOrig="1545" w:dyaOrig="420" w14:anchorId="5AA5A1DE">
-          <v:shape id="_x0000_i1096" type="#_x0000_t75" style="width:77.45pt;height:20.95pt" o:ole="">
+          <v:shape id="_x0000_i1096" type="#_x0000_t75" style="width:77.55pt;height:21.05pt" o:ole="">
             <v:imagedata r:id="rId134" o:title=""/>
           </v:shape>
-          <o:OLEObject Type="Embed" ProgID="Equation.3" ShapeID="_x0000_i1096" DrawAspect="Content" ObjectID="_1839840115" r:id="rId135"/>
+          <o:OLEObject Type="Embed" ProgID="Equation.3" ShapeID="_x0000_i1096" DrawAspect="Content" ObjectID="_1840818121" r:id="rId135"/>
         </w:object>
       </w:r>
       <w:r>
@@ -27627,10 +27673,10 @@
           <w:position w:val="-12"/>
         </w:rPr>
         <w:object w:dxaOrig="900" w:dyaOrig="360" w14:anchorId="1F3FA3BB">
-          <v:shape id="_x0000_i1097" type="#_x0000_t75" style="width:45.1pt;height:18.7pt" o:ole="">
+          <v:shape id="_x0000_i1097" type="#_x0000_t75" style="width:44.85pt;height:18.85pt" o:ole="">
             <v:imagedata r:id="rId136" o:title=""/>
           </v:shape>
-          <o:OLEObject Type="Embed" ProgID="Equation.3" ShapeID="_x0000_i1097" DrawAspect="Content" ObjectID="_1839840116" r:id="rId137"/>
+          <o:OLEObject Type="Embed" ProgID="Equation.3" ShapeID="_x0000_i1097" DrawAspect="Content" ObjectID="_1840818122" r:id="rId137"/>
         </w:object>
       </w:r>
       <w:r>
@@ -27645,10 +27691,10 @@
           <w:position w:val="-10"/>
         </w:rPr>
         <w:object w:dxaOrig="840" w:dyaOrig="405" w14:anchorId="67790DDB">
-          <v:shape id="_x0000_i1098" type="#_x0000_t75" style="width:41.9pt;height:20.05pt" o:ole="">
+          <v:shape id="_x0000_i1098" type="#_x0000_t75" style="width:42.1pt;height:19.95pt" o:ole="">
             <v:imagedata r:id="rId138" o:title=""/>
           </v:shape>
-          <o:OLEObject Type="Embed" ProgID="Equation.3" ShapeID="_x0000_i1098" DrawAspect="Content" ObjectID="_1839840117" r:id="rId139"/>
+          <o:OLEObject Type="Embed" ProgID="Equation.3" ShapeID="_x0000_i1098" DrawAspect="Content" ObjectID="_1840818123" r:id="rId139"/>
         </w:object>
       </w:r>
       <w:r>
@@ -27663,10 +27709,10 @@
           <w:position w:val="-12"/>
         </w:rPr>
         <w:object w:dxaOrig="1080" w:dyaOrig="360" w14:anchorId="2A156AFE">
-          <v:shape id="_x0000_i1099" type="#_x0000_t75" style="width:54.7pt;height:18.7pt" o:ole="">
+          <v:shape id="_x0000_i1099" type="#_x0000_t75" style="width:54.85pt;height:18.85pt" o:ole="">
             <v:imagedata r:id="rId140" o:title=""/>
           </v:shape>
-          <o:OLEObject Type="Embed" ProgID="Equation.3" ShapeID="_x0000_i1099" DrawAspect="Content" ObjectID="_1839840118" r:id="rId141"/>
+          <o:OLEObject Type="Embed" ProgID="Equation.3" ShapeID="_x0000_i1099" DrawAspect="Content" ObjectID="_1840818124" r:id="rId141"/>
         </w:object>
       </w:r>
       <w:r>
@@ -27746,10 +27792,10 @@
           <w:position w:val="-12"/>
         </w:rPr>
         <w:object w:dxaOrig="1035" w:dyaOrig="360" w14:anchorId="12B66359">
-          <v:shape id="_x0000_i1100" type="#_x0000_t75" style="width:51.95pt;height:18.7pt" o:ole="">
+          <v:shape id="_x0000_i1100" type="#_x0000_t75" style="width:52.05pt;height:18.85pt" o:ole="">
             <v:imagedata r:id="rId142" o:title=""/>
           </v:shape>
-          <o:OLEObject Type="Embed" ProgID="Equation.3" ShapeID="_x0000_i1100" DrawAspect="Content" ObjectID="_1839840119" r:id="rId143"/>
+          <o:OLEObject Type="Embed" ProgID="Equation.3" ShapeID="_x0000_i1100" DrawAspect="Content" ObjectID="_1840818125" r:id="rId143"/>
         </w:object>
       </w:r>
       <w:r>
@@ -27988,10 +28034,10 @@
           <w:position w:val="-12"/>
         </w:rPr>
         <w:object w:dxaOrig="1320" w:dyaOrig="360" w14:anchorId="7A0E1556">
-          <v:shape id="_x0000_i1101" type="#_x0000_t75" style="width:66.1pt;height:18.7pt" o:ole="">
+          <v:shape id="_x0000_i1101" type="#_x0000_t75" style="width:65.9pt;height:18.85pt" o:ole="">
             <v:imagedata r:id="rId144" o:title=""/>
           </v:shape>
-          <o:OLEObject Type="Embed" ProgID="Equation.3" ShapeID="_x0000_i1101" DrawAspect="Content" ObjectID="_1839840120" r:id="rId145"/>
+          <o:OLEObject Type="Embed" ProgID="Equation.3" ShapeID="_x0000_i1101" DrawAspect="Content" ObjectID="_1840818126" r:id="rId145"/>
         </w:object>
       </w:r>
       <w:r>
@@ -28338,10 +28384,10 @@
           <w:position w:val="-10"/>
         </w:rPr>
         <w:object w:dxaOrig="3285" w:dyaOrig="315" w14:anchorId="09557370">
-          <v:shape id="_x0000_i1102" type="#_x0000_t75" style="width:164.05pt;height:15.95pt" o:ole="">
+          <v:shape id="_x0000_i1102" type="#_x0000_t75" style="width:163.95pt;height:16.05pt" o:ole="">
             <v:imagedata r:id="rId146" o:title=""/>
           </v:shape>
-          <o:OLEObject Type="Embed" ProgID="Equation.3" ShapeID="_x0000_i1102" DrawAspect="Content" ObjectID="_1839840121" r:id="rId147"/>
+          <o:OLEObject Type="Embed" ProgID="Equation.3" ShapeID="_x0000_i1102" DrawAspect="Content" ObjectID="_1840818127" r:id="rId147"/>
         </w:object>
       </w:r>
       <w:r>
@@ -29403,10 +29449,10 @@
           <w:szCs w:val="18"/>
         </w:rPr>
         <w:object w:dxaOrig="560" w:dyaOrig="360" w14:anchorId="2E3A5872">
-          <v:shape id="_x0000_i1103" type="#_x0000_t75" style="width:27.8pt;height:18.7pt" o:ole="">
+          <v:shape id="_x0000_i1103" type="#_x0000_t75" style="width:27.7pt;height:18.85pt" o:ole="">
             <v:imagedata r:id="rId148" o:title=""/>
           </v:shape>
-          <o:OLEObject Type="Embed" ProgID="Equation.3" ShapeID="_x0000_i1103" DrawAspect="Content" ObjectID="_1839840122" r:id="rId149"/>
+          <o:OLEObject Type="Embed" ProgID="Equation.3" ShapeID="_x0000_i1103" DrawAspect="Content" ObjectID="_1840818128" r:id="rId149"/>
         </w:object>
       </w:r>
       <w:r>
@@ -29440,10 +29486,10 @@
           <w:szCs w:val="18"/>
         </w:rPr>
         <w:object w:dxaOrig="2400" w:dyaOrig="760" w14:anchorId="0F5FCF34">
-          <v:shape id="_x0000_i1104" type="#_x0000_t75" style="width:119.85pt;height:37.8pt" o:ole="">
+          <v:shape id="_x0000_i1104" type="#_x0000_t75" style="width:119.65pt;height:37.65pt" o:ole="">
             <v:imagedata r:id="rId150" o:title=""/>
           </v:shape>
-          <o:OLEObject Type="Embed" ProgID="Equation.3" ShapeID="_x0000_i1104" DrawAspect="Content" ObjectID="_1839840123" r:id="rId151"/>
+          <o:OLEObject Type="Embed" ProgID="Equation.3" ShapeID="_x0000_i1104" DrawAspect="Content" ObjectID="_1840818129" r:id="rId151"/>
         </w:object>
       </w:r>
       <w:r>
@@ -29515,10 +29561,10 @@
           <w:szCs w:val="18"/>
         </w:rPr>
         <w:object w:dxaOrig="1420" w:dyaOrig="360" w14:anchorId="699CC3CC">
-          <v:shape id="_x0000_i1105" type="#_x0000_t75" style="width:71.1pt;height:18.7pt" o:ole="">
+          <v:shape id="_x0000_i1105" type="#_x0000_t75" style="width:70.9pt;height:18.85pt" o:ole="">
             <v:imagedata r:id="rId152" o:title=""/>
           </v:shape>
-          <o:OLEObject Type="Embed" ProgID="Equation.3" ShapeID="_x0000_i1105" DrawAspect="Content" ObjectID="_1839840124" r:id="rId153"/>
+          <o:OLEObject Type="Embed" ProgID="Equation.3" ShapeID="_x0000_i1105" DrawAspect="Content" ObjectID="_1840818130" r:id="rId153"/>
         </w:object>
       </w:r>
       <w:r>
@@ -29589,10 +29635,10 @@
           <w:szCs w:val="18"/>
         </w:rPr>
         <w:object w:dxaOrig="1840" w:dyaOrig="680" w14:anchorId="3E105502">
-          <v:shape id="_x0000_i1106" type="#_x0000_t75" style="width:92.05pt;height:34.2pt" o:ole="">
+          <v:shape id="_x0000_i1106" type="#_x0000_t75" style="width:91.95pt;height:34.35pt" o:ole="">
             <v:imagedata r:id="rId154" o:title=""/>
           </v:shape>
-          <o:OLEObject Type="Embed" ProgID="Equation.3" ShapeID="_x0000_i1106" DrawAspect="Content" ObjectID="_1839840125" r:id="rId155"/>
+          <o:OLEObject Type="Embed" ProgID="Equation.3" ShapeID="_x0000_i1106" DrawAspect="Content" ObjectID="_1840818131" r:id="rId155"/>
         </w:object>
       </w:r>
       <w:r>
@@ -29670,10 +29716,10 @@
           <w:szCs w:val="18"/>
         </w:rPr>
         <w:object w:dxaOrig="720" w:dyaOrig="320" w14:anchorId="1399F6C9">
-          <v:shape id="_x0000_i1107" type="#_x0000_t75" style="width:36pt;height:15.95pt" o:ole="">
+          <v:shape id="_x0000_i1107" type="#_x0000_t75" style="width:36pt;height:16.05pt" o:ole="">
             <v:imagedata r:id="rId156" o:title=""/>
           </v:shape>
-          <o:OLEObject Type="Embed" ProgID="Equation.DSMT4" ShapeID="_x0000_i1107" DrawAspect="Content" ObjectID="_1839840126" r:id="rId157"/>
+          <o:OLEObject Type="Embed" ProgID="Equation.DSMT4" ShapeID="_x0000_i1107" DrawAspect="Content" ObjectID="_1840818132" r:id="rId157"/>
         </w:object>
       </w:r>
       <w:r>
@@ -29705,10 +29751,10 @@
           <w:szCs w:val="18"/>
         </w:rPr>
         <w:object w:dxaOrig="2020" w:dyaOrig="680" w14:anchorId="149D3452">
-          <v:shape id="_x0000_i1108" type="#_x0000_t75" style="width:101.15pt;height:34.2pt" o:ole="">
+          <v:shape id="_x0000_i1108" type="#_x0000_t75" style="width:101.35pt;height:34.35pt" o:ole="">
             <v:imagedata r:id="rId158" o:title=""/>
           </v:shape>
-          <o:OLEObject Type="Embed" ProgID="Equation.3" ShapeID="_x0000_i1108" DrawAspect="Content" ObjectID="_1839840127" r:id="rId159"/>
+          <o:OLEObject Type="Embed" ProgID="Equation.3" ShapeID="_x0000_i1108" DrawAspect="Content" ObjectID="_1840818133" r:id="rId159"/>
         </w:object>
       </w:r>
       <w:r>
@@ -29789,10 +29835,10 @@
           <w:szCs w:val="18"/>
         </w:rPr>
         <w:object w:dxaOrig="1560" w:dyaOrig="360" w14:anchorId="6DECE336">
-          <v:shape id="_x0000_i1109" type="#_x0000_t75" style="width:77.9pt;height:18.7pt" o:ole="">
+          <v:shape id="_x0000_i1109" type="#_x0000_t75" style="width:78.1pt;height:18.85pt" o:ole="">
             <v:imagedata r:id="rId160" o:title=""/>
           </v:shape>
-          <o:OLEObject Type="Embed" ProgID="Equation.DSMT4" ShapeID="_x0000_i1109" DrawAspect="Content" ObjectID="_1839840128" r:id="rId161"/>
+          <o:OLEObject Type="Embed" ProgID="Equation.DSMT4" ShapeID="_x0000_i1109" DrawAspect="Content" ObjectID="_1840818134" r:id="rId161"/>
         </w:object>
       </w:r>
       <w:r>
@@ -29870,10 +29916,10 @@
           <w:szCs w:val="18"/>
         </w:rPr>
         <w:object w:dxaOrig="260" w:dyaOrig="360" w14:anchorId="33D57C03">
-          <v:shape id="_x0000_i1110" type="#_x0000_t75" style="width:13.2pt;height:18.7pt" o:ole="">
+          <v:shape id="_x0000_i1110" type="#_x0000_t75" style="width:13.3pt;height:18.85pt" o:ole="">
             <v:imagedata r:id="rId162" o:title=""/>
           </v:shape>
-          <o:OLEObject Type="Embed" ProgID="Equation.DSMT4" ShapeID="_x0000_i1110" DrawAspect="Content" ObjectID="_1839840129" r:id="rId163"/>
+          <o:OLEObject Type="Embed" ProgID="Equation.DSMT4" ShapeID="_x0000_i1110" DrawAspect="Content" ObjectID="_1840818135" r:id="rId163"/>
         </w:object>
       </w:r>
       <w:r>
@@ -29894,10 +29940,10 @@
           <w:szCs w:val="18"/>
         </w:rPr>
         <w:object w:dxaOrig="260" w:dyaOrig="360" w14:anchorId="2003606D">
-          <v:shape id="_x0000_i1111" type="#_x0000_t75" style="width:13.2pt;height:18.7pt" o:ole="">
+          <v:shape id="_x0000_i1111" type="#_x0000_t75" style="width:13.3pt;height:18.85pt" o:ole="">
             <v:imagedata r:id="rId162" o:title=""/>
           </v:shape>
-          <o:OLEObject Type="Embed" ProgID="Equation.DSMT4" ShapeID="_x0000_i1111" DrawAspect="Content" ObjectID="_1839840130" r:id="rId164"/>
+          <o:OLEObject Type="Embed" ProgID="Equation.DSMT4" ShapeID="_x0000_i1111" DrawAspect="Content" ObjectID="_1840818136" r:id="rId164"/>
         </w:object>
       </w:r>
       <w:r>
@@ -29947,10 +29993,10 @@
           <w:szCs w:val="18"/>
         </w:rPr>
         <w:object w:dxaOrig="2980" w:dyaOrig="680" w14:anchorId="3C96E733">
-          <v:shape id="_x0000_i1112" type="#_x0000_t75" style="width:149pt;height:34.2pt" o:ole="">
+          <v:shape id="_x0000_i1112" type="#_x0000_t75" style="width:149pt;height:34.35pt" o:ole="">
             <v:imagedata r:id="rId165" o:title=""/>
           </v:shape>
-          <o:OLEObject Type="Embed" ProgID="Equation.3" ShapeID="_x0000_i1112" DrawAspect="Content" ObjectID="_1839840131" r:id="rId166"/>
+          <o:OLEObject Type="Embed" ProgID="Equation.3" ShapeID="_x0000_i1112" DrawAspect="Content" ObjectID="_1840818137" r:id="rId166"/>
         </w:object>
       </w:r>
       <w:r>
@@ -30109,10 +30155,10 @@
           <w:szCs w:val="18"/>
         </w:rPr>
         <w:object w:dxaOrig="3360" w:dyaOrig="680" w14:anchorId="043072D0">
-          <v:shape id="_x0000_i1113" type="#_x0000_t75" style="width:168.15pt;height:34.2pt" o:ole="">
+          <v:shape id="_x0000_i1113" type="#_x0000_t75" style="width:168.35pt;height:34.35pt" o:ole="">
             <v:imagedata r:id="rId167" o:title=""/>
           </v:shape>
-          <o:OLEObject Type="Embed" ProgID="Equation.DSMT4" ShapeID="_x0000_i1113" DrawAspect="Content" ObjectID="_1839840132" r:id="rId168"/>
+          <o:OLEObject Type="Embed" ProgID="Equation.DSMT4" ShapeID="_x0000_i1113" DrawAspect="Content" ObjectID="_1840818138" r:id="rId168"/>
         </w:object>
       </w:r>
       <w:r>
@@ -30154,10 +30200,10 @@
           <w:szCs w:val="18"/>
         </w:rPr>
         <w:object w:dxaOrig="1100" w:dyaOrig="540" w14:anchorId="51B13C86">
-          <v:shape id="_x0000_i1114" type="#_x0000_t75" style="width:55.15pt;height:26.9pt" o:ole="">
+          <v:shape id="_x0000_i1114" type="#_x0000_t75" style="width:55.4pt;height:27.15pt" o:ole="">
             <v:imagedata r:id="rId169" o:title=""/>
           </v:shape>
-          <o:OLEObject Type="Embed" ProgID="Equation.DSMT4" ShapeID="_x0000_i1114" DrawAspect="Content" ObjectID="_1839840133" r:id="rId170"/>
+          <o:OLEObject Type="Embed" ProgID="Equation.DSMT4" ShapeID="_x0000_i1114" DrawAspect="Content" ObjectID="_1840818139" r:id="rId170"/>
         </w:object>
       </w:r>
       <w:r>
@@ -30190,10 +30236,10 @@
           <w:szCs w:val="18"/>
         </w:rPr>
         <w:object w:dxaOrig="3840" w:dyaOrig="680" w14:anchorId="176BCBE8">
-          <v:shape id="_x0000_i1115" type="#_x0000_t75" style="width:191.85pt;height:34.2pt" o:ole="">
+          <v:shape id="_x0000_i1115" type="#_x0000_t75" style="width:191.65pt;height:34.35pt" o:ole="">
             <v:imagedata r:id="rId171" o:title=""/>
           </v:shape>
-          <o:OLEObject Type="Embed" ProgID="Equation.DSMT4" ShapeID="_x0000_i1115" DrawAspect="Content" ObjectID="_1839840134" r:id="rId172"/>
+          <o:OLEObject Type="Embed" ProgID="Equation.DSMT4" ShapeID="_x0000_i1115" DrawAspect="Content" ObjectID="_1840818140" r:id="rId172"/>
         </w:object>
       </w:r>
       <w:r>
@@ -30235,10 +30281,10 @@
           <w:szCs w:val="18"/>
         </w:rPr>
         <w:object w:dxaOrig="820" w:dyaOrig="380" w14:anchorId="1D7A33FD">
-          <v:shape id="_x0000_i1116" type="#_x0000_t75" style="width:41pt;height:19.15pt" o:ole="">
+          <v:shape id="_x0000_i1116" type="#_x0000_t75" style="width:41pt;height:19.4pt" o:ole="">
             <v:imagedata r:id="rId173" o:title=""/>
           </v:shape>
-          <o:OLEObject Type="Embed" ProgID="Equation.DSMT4" ShapeID="_x0000_i1116" DrawAspect="Content" ObjectID="_1839840135" r:id="rId174"/>
+          <o:OLEObject Type="Embed" ProgID="Equation.DSMT4" ShapeID="_x0000_i1116" DrawAspect="Content" ObjectID="_1840818141" r:id="rId174"/>
         </w:object>
       </w:r>
     </w:p>
@@ -30262,10 +30308,10 @@
           <w:szCs w:val="18"/>
         </w:rPr>
         <w:object w:dxaOrig="3879" w:dyaOrig="680" w14:anchorId="742926EE">
-          <v:shape id="_x0000_i1117" type="#_x0000_t75" style="width:194.15pt;height:34.2pt" o:ole="">
+          <v:shape id="_x0000_i1117" type="#_x0000_t75" style="width:194.4pt;height:34.35pt" o:ole="">
             <v:imagedata r:id="rId175" o:title=""/>
           </v:shape>
-          <o:OLEObject Type="Embed" ProgID="Equation.DSMT4" ShapeID="_x0000_i1117" DrawAspect="Content" ObjectID="_1839840136" r:id="rId176"/>
+          <o:OLEObject Type="Embed" ProgID="Equation.DSMT4" ShapeID="_x0000_i1117" DrawAspect="Content" ObjectID="_1840818142" r:id="rId176"/>
         </w:object>
       </w:r>
       <w:r>
@@ -30307,10 +30353,10 @@
           <w:szCs w:val="18"/>
         </w:rPr>
         <w:object w:dxaOrig="2860" w:dyaOrig="560" w14:anchorId="69C7773D">
-          <v:shape id="_x0000_i1118" type="#_x0000_t75" style="width:143.1pt;height:27.8pt" o:ole="">
+          <v:shape id="_x0000_i1118" type="#_x0000_t75" style="width:142.9pt;height:27.7pt" o:ole="">
             <v:imagedata r:id="rId177" o:title=""/>
           </v:shape>
-          <o:OLEObject Type="Embed" ProgID="Equation.DSMT4" ShapeID="_x0000_i1118" DrawAspect="Content" ObjectID="_1839840137" r:id="rId178"/>
+          <o:OLEObject Type="Embed" ProgID="Equation.DSMT4" ShapeID="_x0000_i1118" DrawAspect="Content" ObjectID="_1840818143" r:id="rId178"/>
         </w:object>
       </w:r>
       <w:r>
@@ -30333,10 +30379,10 @@
           <w:szCs w:val="18"/>
         </w:rPr>
         <w:object w:dxaOrig="460" w:dyaOrig="380" w14:anchorId="243645E4">
-          <v:shape id="_x0000_i1119" type="#_x0000_t75" style="width:22.8pt;height:19.15pt" o:ole="">
+          <v:shape id="_x0000_i1119" type="#_x0000_t75" style="width:22.7pt;height:19.4pt" o:ole="">
             <v:imagedata r:id="rId179" o:title=""/>
           </v:shape>
-          <o:OLEObject Type="Embed" ProgID="Equation.DSMT4" ShapeID="_x0000_i1119" DrawAspect="Content" ObjectID="_1839840138" r:id="rId180"/>
+          <o:OLEObject Type="Embed" ProgID="Equation.DSMT4" ShapeID="_x0000_i1119" DrawAspect="Content" ObjectID="_1840818144" r:id="rId180"/>
         </w:object>
       </w:r>
       <w:r>
@@ -30357,10 +30403,10 @@
           <w:szCs w:val="18"/>
         </w:rPr>
         <w:object w:dxaOrig="960" w:dyaOrig="620" w14:anchorId="5123F06D">
-          <v:shape id="_x0000_i1120" type="#_x0000_t75" style="width:47.85pt;height:31pt" o:ole="">
+          <v:shape id="_x0000_i1120" type="#_x0000_t75" style="width:47.65pt;height:31pt" o:ole="">
             <v:imagedata r:id="rId181" o:title=""/>
           </v:shape>
-          <o:OLEObject Type="Embed" ProgID="Equation.DSMT4" ShapeID="_x0000_i1120" DrawAspect="Content" ObjectID="_1839840139" r:id="rId182"/>
+          <o:OLEObject Type="Embed" ProgID="Equation.DSMT4" ShapeID="_x0000_i1120" DrawAspect="Content" ObjectID="_1840818145" r:id="rId182"/>
         </w:object>
       </w:r>
       <w:r>
@@ -30586,10 +30632,10 @@
           <w:szCs w:val="18"/>
         </w:rPr>
         <w:object w:dxaOrig="859" w:dyaOrig="360" w14:anchorId="6ACB7311">
-          <v:shape id="_x0000_i1121" type="#_x0000_t75" style="width:42.85pt;height:18.7pt" o:ole="">
+          <v:shape id="_x0000_i1121" type="#_x0000_t75" style="width:42.65pt;height:18.85pt" o:ole="">
             <v:imagedata r:id="rId183" o:title=""/>
           </v:shape>
-          <o:OLEObject Type="Embed" ProgID="Equation.DSMT4" ShapeID="_x0000_i1121" DrawAspect="Content" ObjectID="_1839840140" r:id="rId184"/>
+          <o:OLEObject Type="Embed" ProgID="Equation.DSMT4" ShapeID="_x0000_i1121" DrawAspect="Content" ObjectID="_1840818146" r:id="rId184"/>
         </w:object>
       </w:r>
       <w:r>
@@ -30844,10 +30890,10 @@
           <w:szCs w:val="18"/>
         </w:rPr>
         <w:object w:dxaOrig="800" w:dyaOrig="320" w14:anchorId="1A0A3B7B">
-          <v:shape id="_x0000_i1122" type="#_x0000_t75" style="width:40.1pt;height:15.95pt" o:ole="">
+          <v:shape id="_x0000_i1122" type="#_x0000_t75" style="width:39.9pt;height:16.05pt" o:ole="">
             <v:imagedata r:id="rId185" o:title=""/>
           </v:shape>
-          <o:OLEObject Type="Embed" ProgID="Equation.DSMT4" ShapeID="_x0000_i1122" DrawAspect="Content" ObjectID="_1839840141" r:id="rId186"/>
+          <o:OLEObject Type="Embed" ProgID="Equation.DSMT4" ShapeID="_x0000_i1122" DrawAspect="Content" ObjectID="_1840818147" r:id="rId186"/>
         </w:object>
       </w:r>
       <w:r>
@@ -30974,10 +31020,10 @@
           <w:szCs w:val="18"/>
         </w:rPr>
         <w:object w:dxaOrig="2760" w:dyaOrig="320" w14:anchorId="15988B2B">
-          <v:shape id="_x0000_i1123" type="#_x0000_t75" style="width:138.1pt;height:15.95pt" o:ole="">
+          <v:shape id="_x0000_i1123" type="#_x0000_t75" style="width:137.9pt;height:16.05pt" o:ole="">
             <v:imagedata r:id="rId187" o:title=""/>
           </v:shape>
-          <o:OLEObject Type="Embed" ProgID="Equation.3" ShapeID="_x0000_i1123" DrawAspect="Content" ObjectID="_1839840142" r:id="rId188"/>
+          <o:OLEObject Type="Embed" ProgID="Equation.3" ShapeID="_x0000_i1123" DrawAspect="Content" ObjectID="_1840818148" r:id="rId188"/>
         </w:object>
       </w:r>
       <w:r>
@@ -30996,10 +31042,10 @@
           <w:szCs w:val="18"/>
         </w:rPr>
         <w:object w:dxaOrig="2240" w:dyaOrig="320" w14:anchorId="181FADEA">
-          <v:shape id="_x0000_i1124" type="#_x0000_t75" style="width:112.1pt;height:15.95pt" o:ole="">
+          <v:shape id="_x0000_i1124" type="#_x0000_t75" style="width:111.9pt;height:16.05pt" o:ole="">
             <v:imagedata r:id="rId189" o:title=""/>
           </v:shape>
-          <o:OLEObject Type="Embed" ProgID="Equation.3" ShapeID="_x0000_i1124" DrawAspect="Content" ObjectID="_1839840143" r:id="rId190"/>
+          <o:OLEObject Type="Embed" ProgID="Equation.3" ShapeID="_x0000_i1124" DrawAspect="Content" ObjectID="_1840818149" r:id="rId190"/>
         </w:object>
       </w:r>
       <w:r>
@@ -31644,10 +31690,10 @@
           <w:szCs w:val="18"/>
         </w:rPr>
         <w:object w:dxaOrig="7080" w:dyaOrig="320" w14:anchorId="125FB3D1">
-          <v:shape id="_x0000_i1125" type="#_x0000_t75" style="width:354.1pt;height:15.95pt" o:ole="">
+          <v:shape id="_x0000_i1125" type="#_x0000_t75" style="width:353.9pt;height:16.05pt" o:ole="">
             <v:imagedata r:id="rId191" o:title=""/>
           </v:shape>
-          <o:OLEObject Type="Embed" ProgID="Equation.3" ShapeID="_x0000_i1125" DrawAspect="Content" ObjectID="_1839840144" r:id="rId192"/>
+          <o:OLEObject Type="Embed" ProgID="Equation.3" ShapeID="_x0000_i1125" DrawAspect="Content" ObjectID="_1840818150" r:id="rId192"/>
         </w:object>
       </w:r>
     </w:p>
